--- a/일본판/3부/3부_7화_초등원.docx
+++ b/일본판/3부/3부_7화_초등원.docx
@@ -92,7 +92,7 @@
           <w:color w:val="555555"/>
           <w:sz w:val="22"/>
         </w:rPr>
-        <w:t>(2021年11月10日(水)、午前八時二十分。国会議事堂前。冷たい晴れ。正門の前に、カメラを構えた報道陣と、初登院の新人議員たちを撮る列。黒塗りの車から降りる人、徒歩で坂を上がってくる人。遼は、永田町駅から歩いてきた。紺のスーツ、新しい革靴、胸にはまだ何もつけていない。少し後ろに、榊と、書類鞄を抱えた女性。)</w:t>
+        <w:t>(2021年11月10日(水)、午前八時二十分。国会議事堂前。冷たい晴れ。正門の前に、カメラを構えた報道陣と、初登院の新人議員たちを撮る列。黒塗りの車から降りる人、徒歩で坂を上がってくる人。遼は永田町駅から歩いてきた。紺のスーツ、新しい革靴、胸にはまだ何もつけていない。少し後ろに、榊と書類鞄を抱えた女性。)</w:t>
       </w:r>
     </w:p>
     <w:p>
@@ -171,7 +171,7 @@
           <w:i w:val="0"/>
           <w:sz w:val="22"/>
         </w:rPr>
-        <w:t>本日から、先生とお呼びします。秘書が主人を名前で呼んでは、示しがつきませんので。</w:t>
+        <w:t>本日から、先生とお呼びします。秘書が主人を名前で呼んでは示しがつきませんので。</w:t>
       </w:r>
     </w:p>
     <w:p>
@@ -194,7 +194,7 @@
           <w:i w:val="0"/>
           <w:sz w:val="22"/>
         </w:rPr>
-        <w:t>榊さんに先生と呼ばれると、背中のあたりが、むずむずします。</w:t>
+        <w:t>榊さんに先生と呼ばれると、背中のあたりがむずむずします。</w:t>
       </w:r>
     </w:p>
     <w:p>
@@ -217,7 +217,7 @@
           <w:i w:val="0"/>
           <w:sz w:val="22"/>
         </w:rPr>
-        <w:t>三十年、功先生と呼んでまいりました。同じ口で、別の方を呼ぶのです。私のほうが、むずむずしております。(表情は、ほとんど動かない)</w:t>
+        <w:t>三十年、功先生と呼んでまいりました。同じ口で別の方を呼ぶのです。私のほうがむずむずしております。(表情はほとんど動かない)</w:t>
       </w:r>
     </w:p>
     <w:p>
@@ -240,7 +240,7 @@
           <w:i w:val="0"/>
           <w:sz w:val="22"/>
         </w:rPr>
-        <w:t>……そう聞くと、僕のほうが少し、気が楽になります。</w:t>
+        <w:t>……そう聞くと、僕のほうが少し気が楽になります。</w:t>
       </w:r>
     </w:p>
     <w:p>
@@ -278,7 +278,7 @@
           <w:i w:val="0"/>
           <w:sz w:val="22"/>
         </w:rPr>
-        <w:t>おはようございます。長岡美優です。政策担当秘書として、今日から、お世話になります。二十八歳です。先生より、七つ下になります。</w:t>
+        <w:t>おはようございます。長岡美優です。政策担当秘書として、今日からお世話になります。二十八歳です。先生より七つ下になります。</w:t>
       </w:r>
     </w:p>
     <w:p>
@@ -324,7 +324,7 @@
           <w:i w:val="0"/>
           <w:sz w:val="22"/>
         </w:rPr>
-        <w:t>試験の癖です。政策担当秘書資格試験は、二年前に通りました。前は、民間のシンクタンクで、エネルギー政策を調べていました。</w:t>
+        <w:t>試験の癖です。政策担当秘書資格試験は二年前に通りました。前は民間のシンクタンクで、エネルギー政策を調べていました。</w:t>
       </w:r>
     </w:p>
     <w:p>
@@ -370,7 +370,7 @@
           <w:i w:val="0"/>
           <w:sz w:val="22"/>
         </w:rPr>
-        <w:t>廃炉と賠償の費用、です。去年の夏に、先生の、あの中間指針の補足意見書を、ずっと読んでいました。……そのときは、まさか、先生の秘書になるとは。</w:t>
+        <w:t>廃炉と賠償の費用です。去年の夏に、先生のあの中間指針の補足意見書をずっと読んでいました。……そのときは、まさか先生の秘書になるとは。</w:t>
       </w:r>
     </w:p>
     <w:p>
@@ -403,7 +403,7 @@
           <w:i w:val="0"/>
           <w:sz w:val="22"/>
         </w:rPr>
-        <w:t>面接は、私が、三回いたしました。</w:t>
+        <w:t>面接は私が三回いたしました。</w:t>
       </w:r>
     </w:p>
     <w:p>
@@ -464,7 +464,7 @@
           <w:color w:val="555555"/>
           <w:sz w:val="22"/>
         </w:rPr>
-        <w:t>(正門の脇で、記者が声をかける。見覚えのある、コートの女性。)</w:t>
+        <w:t>(正門の脇で、記者が声をかける。見覚えのあるコートの女性。)</w:t>
       </w:r>
     </w:p>
     <w:p>
@@ -533,7 +533,7 @@
           <w:i w:val="0"/>
           <w:sz w:val="22"/>
         </w:rPr>
-        <w:t>初登院の朝の、写真を撮らせてください。「奥浜新報」の、一面に載せます。(カメラを構える)笑わなくて、いいです。普通の顔で。</w:t>
+        <w:t>初登院の朝の写真を撮らせてください。「奥浜新報」の一面に載せます。(カメラを構える)笑わなくていいです。普通の顔で。</w:t>
       </w:r>
     </w:p>
     <w:p>
@@ -556,7 +556,7 @@
           <w:i w:val="0"/>
           <w:sz w:val="22"/>
         </w:rPr>
-        <w:t>普通の顔、が、一番難しいんですが。</w:t>
+        <w:t>普通の顔が一番難しいんですが。</w:t>
       </w:r>
     </w:p>
     <w:p>
@@ -579,7 +579,7 @@
           <w:i w:val="0"/>
           <w:sz w:val="22"/>
         </w:rPr>
-        <w:t>じゃあ、桐生法律事務所の、二階の窓から、浜を見たときの、顔で。</w:t>
+        <w:t>じゃあ、桐生法律事務所の二階の窓から浜を見たときの顔で。</w:t>
       </w:r>
     </w:p>
     <w:p>
@@ -594,7 +594,7 @@
           <w:color w:val="555555"/>
           <w:sz w:val="22"/>
         </w:rPr>
-        <w:t>(遼が、一瞬、目を閉じる。開けたとき、肩の力が少し抜けている。シャッターが、二回。)</w:t>
+        <w:t>(遼が一瞬、目を閉じる。開けたとき、肩の力が少し抜けている。シャッターが二回。)</w:t>
       </w:r>
     </w:p>
     <w:p>
@@ -632,7 +632,7 @@
           <w:color w:val="555555"/>
           <w:sz w:val="22"/>
         </w:rPr>
-        <w:t>(議事堂の中央玄関。衛視が、大きな木の板を支えている。「登院」と書かれた縦長の板。上から、議員の名前の札が並び、まだ裏返っていない札が、何十もある。)</w:t>
+        <w:t>(議事堂の中央玄関。衛視が大きな木の板を支えている。「登院」と書かれた縦長の板。上から議員の名前の札が並び、まだ裏返っていない札が何十もある。)</w:t>
       </w:r>
     </w:p>
     <w:p>
@@ -655,7 +655,7 @@
           <w:i w:val="0"/>
           <w:sz w:val="22"/>
         </w:rPr>
-        <w:t>ご登院の先生は、こちらで、お名前の札を表にお願いします。</w:t>
+        <w:t>ご登院の先生は、こちらでお名前の札を表にお願いします。</w:t>
       </w:r>
     </w:p>
     <w:p>
@@ -670,7 +670,7 @@
           <w:color w:val="555555"/>
           <w:sz w:val="22"/>
         </w:rPr>
-        <w:t>(遼は、自分の札を探す。「真壁遼」。「真壁功」の札が、同じ段の、少し離れたところに、かつてあったことを、彼は知っている。今はもう、そこに、別の名前が貼られている。)</w:t>
+        <w:t>(遼は自分の札を探す。「真壁遼」。「真壁功」の札が同じ段の少し離れたところにかつてあったことを、彼は知っている。今はもう、そこに別の名前が貼られている。)</w:t>
       </w:r>
     </w:p>
     <w:p>
@@ -703,7 +703,7 @@
           <w:i w:val="0"/>
           <w:sz w:val="22"/>
         </w:rPr>
-        <w:t>……ここに、父の札が、あったんですね。</w:t>
+        <w:t>……ここに、父の札があったんですね。</w:t>
       </w:r>
     </w:p>
     <w:p>
@@ -736,7 +736,7 @@
           <w:i w:val="0"/>
           <w:sz w:val="22"/>
         </w:rPr>
-        <w:t>はい。つい、先月まで。</w:t>
+        <w:t>はい。つい先月まで。</w:t>
       </w:r>
     </w:p>
     <w:p>
@@ -751,7 +751,7 @@
           <w:color w:val="555555"/>
           <w:sz w:val="22"/>
         </w:rPr>
-        <w:t>(遼は、札を表に返す。小さな、木の音。)</w:t>
+        <w:t>(遼は札を表に返す。小さな木の音。)</w:t>
       </w:r>
     </w:p>
     <w:p>
@@ -774,7 +774,7 @@
           <w:i w:val="0"/>
           <w:sz w:val="22"/>
         </w:rPr>
-        <w:t>真壁先生。おめでとうございます。衆議院の議員記章を、あちらで、お渡しします。</w:t>
+        <w:t>真壁先生、おめでとうございます。衆議院の議員記章をあちらでお渡しします。</w:t>
       </w:r>
     </w:p>
     <w:p>
@@ -789,7 +789,7 @@
           <w:color w:val="555555"/>
           <w:sz w:val="22"/>
         </w:rPr>
-        <w:t>(受付の長机で、事務局の女性が、小さな箱を差し出す。蓋を開けると、紫のビロードの上に、菊の花の形の記章。)</w:t>
+        <w:t>(受付の長机で、事務局の女性が小さな箱を差し出す。蓋を開けると、紫のビロードの上に菊の花の形の記章。)</w:t>
       </w:r>
     </w:p>
     <w:p>
@@ -812,7 +812,7 @@
           <w:i w:val="0"/>
           <w:sz w:val="22"/>
         </w:rPr>
-        <w:t>衆議院の記章は、紫の地に、金の菊、です。……失くすと、始末書です。</w:t>
+        <w:t>衆議院の記章は、紫の地に金の菊です。……失くすと始末書です。</w:t>
       </w:r>
     </w:p>
     <w:p>
@@ -836,7 +836,7 @@
           <w:color w:val="555555"/>
           <w:sz w:val="22"/>
         </w:rPr>
-        <w:t>(襟の穴に、つける)</w:t>
+        <w:t>(襟の穴につける)</w:t>
       </w:r>
       <w:r>
         <w:rPr>
@@ -868,7 +868,7 @@
           <w:i w:val="0"/>
           <w:sz w:val="22"/>
         </w:rPr>
-        <w:t>皆さん、そうおっしゃいます。重くなるのは、このあと、です。</w:t>
+        <w:t>皆さんそうおっしゃいます。重くなるのはこのあとです。</w:t>
       </w:r>
     </w:p>
     <w:p>
@@ -891,7 +891,7 @@
           <w:i w:val="0"/>
           <w:sz w:val="22"/>
         </w:rPr>
-        <w:t>そろそろ、本会議場でございます。十一時に、会派の届出の、最後の確認が。</w:t>
+        <w:t>そろそろ本会議場でございます。十一時に、会派の届出の最後の確認が。</w:t>
       </w:r>
     </w:p>
     <w:p>
@@ -944,7 +944,7 @@
           <w:color w:val="555555"/>
           <w:sz w:val="22"/>
         </w:rPr>
-        <w:t>(午後一時。衆議院本会議場。扇形に広がる議席、中央の議長席。議席の色は、ほとんど濃い緑。傍聴席の上段から、いくつもの視線が下りてくる。遼の議席は、後方の、端のほう。名札に、「無所属」の小さな紙。隣の席は、まだ空。)</w:t>
+        <w:t>(午後一時。衆議院本会議場。扇形に広がる議席、中央の議長席。議席の色はほとんど濃い緑。傍聴席の上段から、いくつもの視線が下りてくる。遼の議席は後方の端のほう。名札に「無所属」の小さな紙。隣の席はまだ空。)</w:t>
       </w:r>
     </w:p>
     <w:p>
@@ -959,7 +959,7 @@
           <w:color w:val="555555"/>
           <w:sz w:val="22"/>
         </w:rPr>
-        <w:t>(遼が着席すると、後ろの席から、中年の議員が、身を乗り出す。)</w:t>
+        <w:t>(遼が着席すると、後ろの席から中年の議員が身を乗り出す。)</w:t>
       </w:r>
     </w:p>
     <w:p>
@@ -982,7 +982,7 @@
           <w:i w:val="0"/>
           <w:sz w:val="22"/>
         </w:rPr>
-        <w:t>失礼。真壁先生ですね。奥浜の、お父上の。……草心会の、柏木です。四期、やっております。</w:t>
+        <w:t>失礼。真壁先生ですね。奥浜のお父上の。……草心会の柏木です。四期やっております。</w:t>
       </w:r>
     </w:p>
     <w:p>
@@ -1038,7 +1038,7 @@
           <w:i w:val="0"/>
           <w:sz w:val="22"/>
         </w:rPr>
-        <w:t>ああ、座って、座って。ここは、立ったり座ったり、忙しいところです。(声を落とし)先生、お父上には、ずいぶん、お世話に。いい議員さんだった。……今は、病院だそうで。</w:t>
+        <w:t>ああ、座って、座って。ここは立ったり座ったり、忙しいところです。(声を落とし)先生、お父上にはずいぶんお世話に。いい議員さんだった。……今は病院だそうで。</w:t>
       </w:r>
     </w:p>
     <w:p>
@@ -1076,7 +1076,7 @@
           <w:color w:val="555555"/>
           <w:sz w:val="22"/>
         </w:rPr>
-        <w:t>(正面の議長席に、議長が着座する。電子ブザー。ざわめきが、一段、低くなる。)</w:t>
+        <w:t>(正面の議長席に議長が着座する。電子ブザー。ざわめきが一段低くなる。)</w:t>
       </w:r>
     </w:p>
     <w:p>
@@ -1091,7 +1091,7 @@
           <w:color w:val="555555"/>
           <w:sz w:val="22"/>
         </w:rPr>
-        <w:t>(首班指名の記名投票。事務局の職員が、一人ずつ、議席番号の順に、名前を呼ぶ。)</w:t>
+        <w:t>(首班指名の記名投票。事務局の職員が一人ずつ、議席番号の順に名前を呼ぶ。)</w:t>
       </w:r>
     </w:p>
     <w:p>
@@ -1129,7 +1129,7 @@
           <w:color w:val="555555"/>
           <w:sz w:val="22"/>
         </w:rPr>
-        <w:t>(遼は立ち上がる。投票用紙を受け取り、記載台の鉛筆を取る。鉛筆の先が、紙の上で、一度、止まる。それから、一人の名前を、ゆっくり、書く。誰の名か、遼は誰にも見せない。)</w:t>
+        <w:t>(遼は立ち上がる。投票用紙を受け取り、記載台の鉛筆を取る。鉛筆の先が紙の上で一度止まる。それから一人の名前をゆっくり書く。誰の名か、遼は誰にも見せない。)</w:t>
       </w:r>
     </w:p>
     <w:p>
@@ -1144,7 +1144,7 @@
           <w:color w:val="555555"/>
           <w:sz w:val="22"/>
         </w:rPr>
-        <w:t>(遼は、青い札の脇の投票箱に、紙を落とす。壇上の階段で、一礼。席に戻りながら、傍聴席を見上げる。上段の、いちばん端に、柚木が座っている。何も書かず、ただ、遼を見ている。)</w:t>
+        <w:t>(遼は青い札の脇の投票箱に紙を落とす。壇上の階段で一礼。席に戻りながら傍聴席を見上げる。上段のいちばん端に柚木が座っている。何も書かず、ただ遼を見ている。)</w:t>
       </w:r>
     </w:p>
     <w:p>
@@ -1159,7 +1159,7 @@
           <w:color w:val="555555"/>
           <w:sz w:val="22"/>
         </w:rPr>
-        <w:t>(遼の、斜め前の席から、大柄な男が、振り返る。六十代、整った白髪、眼鏡の奥の細い目。)</w:t>
+        <w:t>(遼の斜め前の席から、大柄な男が振り返る。六十代、整った白髪、眼鏡の奥の細い目。)</w:t>
       </w:r>
     </w:p>
     <w:p>
@@ -1228,7 +1228,7 @@
           <w:i w:val="0"/>
           <w:sz w:val="22"/>
         </w:rPr>
-        <w:t>初登院、おめでとう。(座ったまま、軽く会釈)君のおかげで、うちの奥浜一区は、一議席、減ったわけだが。</w:t>
+        <w:t>初登院、おめでとう。(座ったまま軽く会釈)君のおかげで、うちの奥浜一区は一議席減ったわけだが。</w:t>
       </w:r>
     </w:p>
     <w:p>
@@ -1274,7 +1274,7 @@
           <w:i w:val="0"/>
           <w:sz w:val="22"/>
         </w:rPr>
-        <w:t>謝ることはない。民意だ。(穏やかな口調)落ち着いたら、一度、部屋に来なさい。話すことが、まだ、残っている。</w:t>
+        <w:t>謝ることはない。民意だ。(穏やかな口調)落ち着いたら一度、部屋に来なさい。話すことがまだ残っている。</w:t>
       </w:r>
     </w:p>
     <w:p>
@@ -1312,7 +1312,7 @@
           <w:color w:val="555555"/>
           <w:sz w:val="22"/>
         </w:rPr>
-        <w:t>(工藤は前に向き直る。議場に、結果を告げる声が響く。遼は、背筋を伸ばす。記章が、襟の上で、小さく光る。)</w:t>
+        <w:t>(工藤は前に向き直る。議場に結果を告げる声が響く。遼は背筋を伸ばす。記章が襟の上で小さく光る。)</w:t>
       </w:r>
     </w:p>
     <w:p>
@@ -1342,7 +1342,7 @@
           <w:color w:val="555555"/>
           <w:sz w:val="22"/>
         </w:rPr>
-        <w:t>(2021年11月11日(木)、午前十時。第二議員会館、七階。細い廊下に、段ボールが、積み上がっている。各部屋の扉の脇に、ネームプレート。「七一二」の下の枠は、まだ空白。遼が、鍵を回して扉を開ける。)</w:t>
+        <w:t>(2021年11月11日(木)、午前十時。第二議員会館、七階。細い廊下に段ボールが積み上がっている。各部屋の扉の脇にネームプレート。「七一二」の下の枠はまだ空白。遼が鍵を回して扉を開ける。)</w:t>
       </w:r>
     </w:p>
     <w:p>
@@ -1357,7 +1357,7 @@
           <w:color w:val="555555"/>
           <w:sz w:val="22"/>
         </w:rPr>
-        <w:t>(部屋は、約二十畳ほど。窓の外に、国会議事堂の屋根が、斜めに見える。机が三つ、応接用のソファ、小さな流し台、備えつけの電気ポット。壁には、何もない。)</w:t>
+        <w:t>(部屋は約二十畳ほど。窓の外に国会議事堂の屋根が斜めに見える。机が三つ、応接用のソファ、小さな流し台、備えつけの電気ポット。壁には何もない。)</w:t>
       </w:r>
     </w:p>
     <w:p>
@@ -1380,7 +1380,7 @@
           <w:i w:val="0"/>
           <w:sz w:val="22"/>
         </w:rPr>
-        <w:t>先生、ここが、先生のお部屋です。</w:t>
+        <w:t>先生、ここが先生のお部屋です。</w:t>
       </w:r>
     </w:p>
     <w:p>
@@ -1426,7 +1426,7 @@
           <w:i w:val="0"/>
           <w:sz w:val="22"/>
         </w:rPr>
-        <w:t>先生のお父上のお部屋は、第一議員会館の、十一階でした。今は、別の方が。</w:t>
+        <w:t>先生のお父上のお部屋は、第一議員会館の十一階でした。今は別の方が。</w:t>
       </w:r>
     </w:p>
     <w:p>
@@ -1472,7 +1472,7 @@
           <w:i w:val="0"/>
           <w:sz w:val="22"/>
         </w:rPr>
-        <w:t>本日は、備品の搬入と、電話回線、名刺の初回分の納品が。名刺は、二千枚。「無所属」の肩書で、よろしいですか。</w:t>
+        <w:t>本日は、備品の搬入と電話回線、名刺の初回分の納品が。名刺は二千枚。「無所属」の肩書でよろしいですか。</w:t>
       </w:r>
     </w:p>
     <w:p>
@@ -1495,7 +1495,7 @@
           <w:i w:val="0"/>
           <w:sz w:val="22"/>
         </w:rPr>
-        <w:t>はい。「衆議院議員」の横に、「弁護士」を、小さく入れてください。</w:t>
+        <w:t>はい。「衆議院議員」の横に「弁護士」を小さく入れてください。</w:t>
       </w:r>
     </w:p>
     <w:p>
@@ -1518,7 +1518,7 @@
           <w:i w:val="0"/>
           <w:sz w:val="22"/>
         </w:rPr>
-        <w:t>弁護士は、肩書として、お残しに。</w:t>
+        <w:t>弁護士は、肩書としてお残しに。</w:t>
       </w:r>
     </w:p>
     <w:p>
@@ -1541,7 +1541,7 @@
           <w:i w:val="0"/>
           <w:sz w:val="22"/>
         </w:rPr>
-        <w:t>やめません。やめられません。……議員は、四年。弁護士は、桐生先生と、一緒に決めたことです。</w:t>
+        <w:t>やめません。やめられません。……議員は四年。弁護士は桐生先生と一緒に決めたことです。</w:t>
       </w:r>
     </w:p>
     <w:p>
@@ -1556,7 +1556,7 @@
           <w:color w:val="555555"/>
           <w:sz w:val="22"/>
         </w:rPr>
-        <w:t>(三浦が、宅配の段ボールを抱えて、廊下から入ってくる。後ろから、茜も。)</w:t>
+        <w:t>(三浦が宅配の段ボールを抱えて、廊下から入ってくる。後ろから茜も。)</w:t>
       </w:r>
     </w:p>
     <w:p>
@@ -1625,7 +1625,7 @@
           <w:i w:val="0"/>
           <w:sz w:val="22"/>
         </w:rPr>
-        <w:t>いえ、国会の前では、そう言え、と、リクに言われました。「母ちゃん、場所をわきまえて」って。</w:t>
+        <w:t>いえ、国会の前ではそう言えと、リクに言われました。「母ちゃん、場所をわきまえて」って。</w:t>
       </w:r>
     </w:p>
     <w:p>
@@ -1658,7 +1658,7 @@
           <w:i w:val="0"/>
           <w:sz w:val="22"/>
         </w:rPr>
-        <w:t>道が、決まった子は、強いですね。……先生、事務所から、お荷物です。</w:t>
+        <w:t>道が決まった子は強いですね。……先生、事務所からお荷物です。</w:t>
       </w:r>
     </w:p>
     <w:p>
@@ -1673,7 +1673,7 @@
           <w:color w:val="555555"/>
           <w:sz w:val="22"/>
         </w:rPr>
-        <w:t>(段ボールを開ける。新聞紙に包まれた、大きな黒い塊。鉄瓶。その横に、紺色の小さな湯呑み、和紙の包みのほうじ茶、焙烙。)</w:t>
+        <w:t>(段ボールを開ける。新聞紙に包まれた大きな黒い塊。鉄瓶。その横に紺色の小さな湯呑み、和紙の包みのほうじ茶、焙烙。)</w:t>
       </w:r>
     </w:p>
     <w:p>
@@ -1706,7 +1706,7 @@
           <w:i w:val="0"/>
           <w:sz w:val="22"/>
         </w:rPr>
-        <w:t>……これを、持ってきてくれたんですか。</w:t>
+        <w:t>……これを持ってきてくれたんですか。</w:t>
       </w:r>
     </w:p>
     <w:p>
@@ -1729,7 +1729,7 @@
           <w:i w:val="0"/>
           <w:sz w:val="22"/>
         </w:rPr>
-        <w:t>桐生さんの机の、湯呑みの隣のは、事務所に残してます。こっちは、先生の分。</w:t>
+        <w:t>桐生さんの机の湯呑みの隣のは、事務所に残してます。こっちは先生の分。</w:t>
       </w:r>
     </w:p>
     <w:p>
@@ -1752,7 +1752,7 @@
           <w:i w:val="0"/>
           <w:sz w:val="22"/>
         </w:rPr>
-        <w:t>事務所には、「一杯は、事務所で。二杯目は、その人が持ち歩く」と、うちの決まりを。</w:t>
+        <w:t>事務所の決まりで、「一杯は事務所で。二杯目はその人が持ち歩く」と。</w:t>
       </w:r>
     </w:p>
     <w:p>
@@ -1767,7 +1767,7 @@
           <w:color w:val="555555"/>
           <w:sz w:val="22"/>
         </w:rPr>
-        <w:t>(遼が、電気ポットの横に、鉄瓶を置く。流しの下から、焙烙を取り出して、持ち込んだ小さな電熱器の上に載せる。ほうじ茶の葉を入れる。)</w:t>
+        <w:t>(遼が電気ポットの横に鉄瓶を置く。流しの下から焙烙を取り出して、持ち込んだ小さな電熱器の上に載せる。ほうじ茶の葉を入れる。)</w:t>
       </w:r>
     </w:p>
     <w:p>
@@ -1813,7 +1813,7 @@
           <w:i w:val="0"/>
           <w:sz w:val="22"/>
         </w:rPr>
-        <w:t>ほうじ茶を、焙じます。煙が、一本、上がるんです。それを見てから、一日を始める。</w:t>
+        <w:t>ほうじ茶を焙じます。煙が一本上がるんです。それを見てから一日を始める。</w:t>
       </w:r>
     </w:p>
     <w:p>
@@ -1851,7 +1851,7 @@
           <w:color w:val="555555"/>
           <w:sz w:val="22"/>
         </w:rPr>
-        <w:t>(焙烙から、香ばしい煙が、まっすぐ、立ちのぼる。次の瞬間、天井の火災報知器が、ピーッ、と、鋭く鳴った。)</w:t>
+        <w:t>(焙烙から香ばしい煙がまっすぐ立ちのぼる。次の瞬間、天井の火災報知器がピーッと鋭く鳴った。)</w:t>
       </w:r>
     </w:p>
     <w:p>
@@ -1912,7 +1912,7 @@
           <w:color w:val="555555"/>
           <w:sz w:val="22"/>
         </w:rPr>
-        <w:t>(廊下から、ばたばたと、足音。扉が開く。警備員。)</w:t>
+        <w:t>(廊下からばたばたと足音。扉が開く。警備員。)</w:t>
       </w:r>
     </w:p>
     <w:p>
@@ -1935,7 +1935,7 @@
           <w:i w:val="0"/>
           <w:sz w:val="22"/>
         </w:rPr>
-        <w:t>火災報知器が! 何か、焚いて……!</w:t>
+        <w:t>火災報知器が! 何か焚いて……!</w:t>
       </w:r>
     </w:p>
     <w:p>
@@ -1958,7 +1958,7 @@
           <w:i w:val="0"/>
           <w:sz w:val="22"/>
         </w:rPr>
-        <w:t>すみません、ほうじ茶です。お茶の葉を、焙じていました。</w:t>
+        <w:t>すみません、ほうじ茶です。お茶の葉を焙じていました。</w:t>
       </w:r>
     </w:p>
     <w:p>
@@ -1982,7 +1982,7 @@
           <w:color w:val="555555"/>
           <w:sz w:val="22"/>
         </w:rPr>
-        <w:t>(部屋を見回す。電熱器、焙烙、鉄瓶。それから、遼の襟の記章を見る)</w:t>
+        <w:t>(部屋を見回す。電熱器、焙烙、鉄瓶。それから遼の襟の記章を見る)</w:t>
       </w:r>
       <w:r>
         <w:rPr>
@@ -2037,7 +2037,7 @@
           <w:i w:val="0"/>
           <w:sz w:val="22"/>
         </w:rPr>
-        <w:t>議員会館は、火気厳禁、です。電熱器も、事前の届出が、必要で。</w:t>
+        <w:t>議員会館は火気厳禁です。電熱器も事前の届出が必要で。</w:t>
       </w:r>
     </w:p>
     <w:p>
@@ -2060,7 +2060,7 @@
           <w:i w:val="0"/>
           <w:sz w:val="22"/>
         </w:rPr>
-        <w:t>失礼しました。すぐ、片づけます。</w:t>
+        <w:t>失礼しました。すぐ片づけます。</w:t>
       </w:r>
     </w:p>
     <w:p>
@@ -2083,7 +2083,7 @@
           <w:i w:val="0"/>
           <w:sz w:val="22"/>
         </w:rPr>
-        <w:t>……いい匂い、ですね。(咳払いして)失礼しました。以後、ご注意を。</w:t>
+        <w:t>……いい匂いですね。(咳払いして)失礼しました。以後ご注意を。</w:t>
       </w:r>
     </w:p>
     <w:p>
@@ -2098,7 +2098,7 @@
           <w:color w:val="555555"/>
           <w:sz w:val="22"/>
         </w:rPr>
-        <w:t>(警備員が出ていく。榊は、天井の報知器を、無表情に見上げている。三浦が、笑いをこらえて、肩を震わせる。茜は、口を押さえる。長岡が、真っ赤な顔で、小さく頭を下げる。)</w:t>
+        <w:t>(警備員が出ていく。榊は天井の報知器を無表情に見上げている。三浦が笑いをこらえて肩を震わせる。茜は口を押さえる。長岡が真っ赤な顔で小さく頭を下げる。)</w:t>
       </w:r>
     </w:p>
     <w:p>
@@ -2122,16 +2122,16 @@
           <w:color w:val="555555"/>
           <w:sz w:val="22"/>
         </w:rPr>
-        <w:t>(電熱器の電源を落とし、笑う。笑いながら、鉄瓶を撫でる)</w:t>
-      </w:r>
-      <w:r>
-        <w:rPr>
-          <w:rFonts w:ascii="Times New Roman" w:hAnsi="Times New Roman" w:eastAsia="Malgun Gothic"/>
-          <w:b w:val="0"/>
-          <w:i w:val="0"/>
-          <w:sz w:val="22"/>
-        </w:rPr>
-        <w:t>……すみません。ここでは、電気ポットで、いきましょう。事務所では、変わらず、火で。</w:t>
+        <w:t>(電熱器の電源を落とし、笑う。笑いながら鉄瓶を撫でる)</w:t>
+      </w:r>
+      <w:r>
+        <w:rPr>
+          <w:rFonts w:ascii="Times New Roman" w:hAnsi="Times New Roman" w:eastAsia="Malgun Gothic"/>
+          <w:b w:val="0"/>
+          <w:i w:val="0"/>
+          <w:sz w:val="22"/>
+        </w:rPr>
+        <w:t>……すみません。ここでは電気ポットでいきましょう。事務所では変わらず火で。</w:t>
       </w:r>
     </w:p>
     <w:p>
@@ -2161,7 +2161,7 @@
           <w:color w:val="555555"/>
           <w:sz w:val="22"/>
         </w:rPr>
-        <w:t>(同日、午後五時。712号室。段ボールはほとんど片づき、机の上に、書類の山。窓の外が、紫に暮れていく。榊が、細長い風呂敷包みを、両手で運んでくる。)</w:t>
+        <w:t>(同日、午後五時。712号室。段ボールはほとんど片づき、机の上に書類の山。窓の外が紫に暮れていく。榊が細長い風呂敷包みを両手で運んでくる。)</w:t>
       </w:r>
     </w:p>
     <w:p>
@@ -2184,7 +2184,7 @@
           <w:i w:val="0"/>
           <w:sz w:val="22"/>
         </w:rPr>
-        <w:t>先生。お届けものが、ございます。功先生から、でございます。</w:t>
+        <w:t>先生。お届けものがございます。功先生からでございます。</w:t>
       </w:r>
     </w:p>
     <w:p>
@@ -2230,7 +2230,7 @@
           <w:i w:val="0"/>
           <w:sz w:val="22"/>
         </w:rPr>
-        <w:t>本日、病室に、参りました。点滴の合間で、「あれを、持っていけ」と。第一議員会館の、元の部屋の、書棚の裏に。初代先生の、額でございます。</w:t>
+        <w:t>本日、病室に参りました。点滴の合間に「あれを持っていけ」と。第一議員会館の元の部屋の、書棚の裏にあった、初代先生の額でございます。</w:t>
       </w:r>
     </w:p>
     <w:p>
@@ -2245,7 +2245,7 @@
           <w:color w:val="555555"/>
           <w:sz w:val="22"/>
         </w:rPr>
-        <w:t>(榊は、風呂敷を解く。古い桐の額。中に、色の褪めた半紙。墨で書かれた、太い楷書。額の隅に、小さな、日付と署名。)</w:t>
+        <w:t>(榊は風呂敷を解く。古い桐の額。中に、色の褪めた半紙。墨で書かれた太い楷書。額の隅に小さな日付と署名。)</w:t>
       </w:r>
     </w:p>
     <w:p>
@@ -2301,7 +2301,7 @@
           <w:i w:val="0"/>
           <w:sz w:val="22"/>
         </w:rPr>
-        <w:t>昭和二十二年、初代の真壁先生が、県議会に、初めて登院された朝に、書かれたものと。功先生が、そうおっしゃっておられました。</w:t>
+        <w:t>昭和二十二年、初代の真壁先生が県議会に初めて登院された朝に書かれたものと、功先生がおっしゃっておられました。</w:t>
       </w:r>
     </w:p>
     <w:p>
@@ -2316,7 +2316,7 @@
           <w:color w:val="555555"/>
           <w:sz w:val="22"/>
         </w:rPr>
-        <w:t>(額の裏に、細い紙片が、一枚、貼ってある。榊が、それを剥がす。万年筆の、震える文字。)</w:t>
+        <w:t>(額の裏に細い紙片が一枚貼ってある。榊がそれを剥がす。万年筆の震える文字。)</w:t>
       </w:r>
     </w:p>
     <w:p>
@@ -2339,7 +2339,7 @@
           <w:i w:val="0"/>
           <w:sz w:val="22"/>
         </w:rPr>
-        <w:t>功先生の、字でございます。「壁に、かけろ。読め。——功」。</w:t>
+        <w:t>功先生の字でございます。「壁にかけろ。読め。——功」。</w:t>
       </w:r>
     </w:p>
     <w:p>
@@ -2354,7 +2354,7 @@
           <w:color w:val="555555"/>
           <w:sz w:val="22"/>
         </w:rPr>
-        <w:t>(沈黙。遼は、額を、両手で持つ。)</w:t>
+        <w:t>(沈黙。遼は額を両手で持つ。)</w:t>
       </w:r>
     </w:p>
     <w:p>
@@ -2377,7 +2377,7 @@
           <w:i w:val="0"/>
           <w:sz w:val="22"/>
         </w:rPr>
-        <w:t>……読みます。(ゆっくりと、声に出す)「広く会議を興し、万機公論に決すべし」。</w:t>
+        <w:t>……読みます。(ゆっくりと声に出す)「広く会議を興し、万機公論に決すべし」。</w:t>
       </w:r>
     </w:p>
     <w:p>
@@ -2400,7 +2400,7 @@
           <w:i w:val="0"/>
           <w:sz w:val="22"/>
         </w:rPr>
-        <w:t>五箇条の御誓文、ですね。</w:t>
+        <w:t>五箇条の御誓文ですね。</w:t>
       </w:r>
     </w:p>
     <w:p>
@@ -2423,7 +2423,7 @@
           <w:i w:val="0"/>
           <w:sz w:val="22"/>
         </w:rPr>
-        <w:t>ええ。慶応四年、三月十四日。明治になって、最初に、新しい国の形を、約束した言葉です。</w:t>
+        <w:t>ええ。慶応四年三月十四日。明治になって最初に新しい国の形を約束した言葉です。</w:t>
       </w:r>
     </w:p>
     <w:p>
@@ -2446,7 +2446,7 @@
           <w:i w:val="0"/>
           <w:sz w:val="22"/>
         </w:rPr>
-        <w:t>初代の先生は、これを、「議員の、最初の仕事は、人の話を、聞くことだ」と、おっしゃっていたそうです。</w:t>
+        <w:t>初代の先生はこれを、「議員の最初の仕事は人の話を聞くことだ」とおっしゃっていたそうです。</w:t>
       </w:r>
     </w:p>
     <w:p>
@@ -2469,7 +2469,7 @@
           <w:i w:val="0"/>
           <w:sz w:val="22"/>
         </w:rPr>
-        <w:t>人の話を、聞く。……会議を、広く、興す、ですね。決めるのは、公論。つまり、みんなの、議論。</w:t>
+        <w:t>人の話を聞く。……会議を広く興す、ですね。決めるのは公論。つまり、みんなの議論。</w:t>
       </w:r>
     </w:p>
     <w:p>
@@ -2492,7 +2492,7 @@
           <w:i w:val="0"/>
           <w:sz w:val="22"/>
         </w:rPr>
-        <w:t>先生。「万機」というのは、あらゆる、政治の、仕事、でしたよね。</w:t>
+        <w:t>先生。「万機」というのは、あらゆる政治の仕事、でしたよね。</w:t>
       </w:r>
     </w:p>
     <w:p>
@@ -2515,7 +2515,7 @@
           <w:i w:val="0"/>
           <w:sz w:val="22"/>
         </w:rPr>
-        <w:t>はい。「万」は、よろず。「機」は、はたらき。国のすべての、仕事を、一部の人間の、部屋で決めるな、と。</w:t>
+        <w:t>はい。「万」はよろず。「機」ははたらき。国のすべての仕事を、一部の人間の部屋で決めるな、と。</w:t>
       </w:r>
     </w:p>
     <w:p>
@@ -2530,7 +2530,7 @@
           <w:color w:val="555555"/>
           <w:sz w:val="22"/>
         </w:rPr>
-        <w:t>(遼は、額を、壁に近づける。長岡が、釘の位置を、鉛筆で、軽く押さえる。)</w:t>
+        <w:t>(遼は額を壁に近づける。長岡が釘の位置を鉛筆で軽く押さえる。)</w:t>
       </w:r>
     </w:p>
     <w:p>
@@ -2553,7 +2553,7 @@
           <w:i w:val="0"/>
           <w:sz w:val="22"/>
         </w:rPr>
-        <w:t>先生、ここなら、お客様が座ったとき、目に入ります。</w:t>
+        <w:t>先生、ここなら、お客様が座ったとき目に入ります。</w:t>
       </w:r>
     </w:p>
     <w:p>
@@ -2576,7 +2576,7 @@
           <w:i w:val="0"/>
           <w:sz w:val="22"/>
         </w:rPr>
-        <w:t>目に入る、は、困ります。僕が、いちばん、読み飛ばしそうなので。</w:t>
+        <w:t>目に入るのは困ります。僕がいちばん読み飛ばしそうなので。</w:t>
       </w:r>
     </w:p>
     <w:p>
@@ -2622,7 +2622,7 @@
           <w:i w:val="0"/>
           <w:sz w:val="22"/>
         </w:rPr>
-        <w:t>机の、後ろ。それは、読めない。</w:t>
+        <w:t>机の後ろ。それは読めない。</w:t>
       </w:r>
     </w:p>
     <w:p>
@@ -2660,7 +2660,7 @@
           <w:color w:val="555555"/>
           <w:sz w:val="22"/>
         </w:rPr>
-        <w:t>(遼が、笑う。長岡が、小槌で、釘を打つ。額が、壁にかかる。傾きを、榊が、指一本で、直す。)</w:t>
+        <w:t>(遼が笑う。長岡が小槌で釘を打つ。額が壁にかかる。傾きを榊が指一本で直す。)</w:t>
       </w:r>
     </w:p>
     <w:p>
@@ -2693,7 +2693,7 @@
           <w:i w:val="0"/>
           <w:sz w:val="22"/>
         </w:rPr>
-        <w:t>榊さん。父は、僕に、これを、読ませたかったんですね。</w:t>
+        <w:t>榊さん。父は僕にこれを読ませたかったんですね。</w:t>
       </w:r>
     </w:p>
     <w:p>
@@ -2716,7 +2716,7 @@
           <w:i w:val="0"/>
           <w:sz w:val="22"/>
         </w:rPr>
-        <w:t>……いえ。恐れながら、功先生は、ご自分が、ずっと、読み飛ばしてきたとお感じなのかと。</w:t>
+        <w:t>……いえ。恐れながら、功先生はご自分がずっと読み飛ばしてきたとお感じなのかと。</w:t>
       </w:r>
     </w:p>
     <w:p>
@@ -2762,7 +2762,7 @@
           <w:i w:val="0"/>
           <w:sz w:val="22"/>
         </w:rPr>
-        <w:t>「会議を興し」の、前半は。三十年、やっておりました。「公論に決す」の、後半は、あまり。</w:t>
+        <w:t>「会議を興し」の前半は、三十年やっておりました。「公論に決す」の後半は、あまり。</w:t>
       </w:r>
     </w:p>
     <w:p>
@@ -2777,7 +2777,7 @@
           <w:color w:val="555555"/>
           <w:sz w:val="22"/>
         </w:rPr>
-        <w:t>(遼は、黙って、額を見上げ続ける。窓の外の、暗い空に、議事堂の屋根の灯りが、一つ、点く。)</w:t>
+        <w:t>(遼は黙って額を見上げ続ける。窓の外の暗い空に、議事堂の屋根の灯りが一つ点く。)</w:t>
       </w:r>
     </w:p>
     <w:p>
@@ -2823,7 +2823,7 @@
           <w:i w:val="0"/>
           <w:sz w:val="22"/>
         </w:rPr>
-        <w:t>いえ。……それは、父の、本当のことなんだと思います。(電気ポットの湯を、湯呑みに注ぐ)榊さん、一杯、どうぞ。</w:t>
+        <w:t>いえ。……それは父の本当のことなんだと思います。(電気ポットの湯を湯呑みに注ぐ)榊さん、一杯どうぞ。</w:t>
       </w:r>
     </w:p>
     <w:p>
@@ -2846,7 +2846,7 @@
           <w:i w:val="0"/>
           <w:sz w:val="22"/>
         </w:rPr>
-        <w:t>……ありがたく、頂戴いたします。(両手で受け取る。一口、飲む。かすかに、肩が下がる)……事務所の、味でございます。</w:t>
+        <w:t>……ありがたく頂戴いたします。(両手で受け取る。一口飲む。かすかに肩が下がる)……事務所の味でございます。</w:t>
       </w:r>
     </w:p>
     <w:p>
@@ -2892,7 +2892,7 @@
           <w:i w:val="0"/>
           <w:sz w:val="22"/>
         </w:rPr>
-        <w:t>はい。茶葉が、覚えておりますので。</w:t>
+        <w:t>はい。茶葉が覚えておりますので。</w:t>
       </w:r>
     </w:p>
     <w:p>
@@ -2922,7 +2922,7 @@
           <w:color w:val="555555"/>
           <w:sz w:val="22"/>
         </w:rPr>
-        <w:t>(2021年11月15日(月)、午前十時。衆議院、第一委員室とは別の、大会議室。「新人議員のための研修会」の看板。三十人ほどの新人議員が、机に並ぶ。事務局の幹部職員が、前方で、資料を配る。遼は、中ほどの席。)</w:t>
+        <w:t>(2021年11月15日(月)、午前十時。衆議院、第一委員室とは別の大会議室。「新人議員のための研修会」の看板。三十人ほどの新人議員が机に並ぶ。事務局の幹部職員が前方で資料を配る。遼は中ほどの席。)</w:t>
       </w:r>
     </w:p>
     <w:p>
@@ -2978,7 +2978,7 @@
           <w:i w:val="0"/>
           <w:sz w:val="22"/>
         </w:rPr>
-        <w:t>日割りにするべきだと思います。法律が、そうなっていないだけで。</w:t>
+        <w:t>日割りにするべきだと思います。法律がそうなっていないだけで。</w:t>
       </w:r>
     </w:p>
     <w:p>
@@ -2993,7 +2993,7 @@
           <w:color w:val="555555"/>
           <w:sz w:val="22"/>
         </w:rPr>
-        <w:t>(休憩時間。ロビーのコーヒーの自動販売機の前。背後から、柏木が、声をかける。)</w:t>
+        <w:t>(休憩時間。ロビーのコーヒーの自動販売機の前。背後から柏木が声をかける。)</w:t>
       </w:r>
     </w:p>
     <w:p>
@@ -3016,7 +3016,7 @@
           <w:i w:val="0"/>
           <w:sz w:val="22"/>
         </w:rPr>
-        <w:t>真壁先生。昼、予定がなければ、うちの勉強会に、顔を出しませんか。派閥、と言うと、世間は、悪く言いますが。</w:t>
+        <w:t>真壁先生。昼、予定がなければ、うちの勉強会に顔を出しませんか。派閥と言うと世間は悪く言いますが。</w:t>
       </w:r>
     </w:p>
     <w:p>
@@ -3039,7 +3039,7 @@
           <w:i w:val="0"/>
           <w:sz w:val="22"/>
         </w:rPr>
-        <w:t>草心会、でしたね。</w:t>
+        <w:t>草心会でしたね。</w:t>
       </w:r>
     </w:p>
     <w:p>
@@ -3062,7 +3062,7 @@
           <w:i w:val="0"/>
           <w:sz w:val="22"/>
         </w:rPr>
-        <w:t>十五人ほどの、小さな会です。新人の先生方にも、勉強の機会を。……会費は、月、二万円。年会費は、別に。</w:t>
+        <w:t>十五人ほどの小さな会です。新人の先生方にも勉強の機会を。……会費は月二万円。年会費は別に。</w:t>
       </w:r>
     </w:p>
     <w:p>
@@ -3141,7 +3141,7 @@
           <w:i w:val="0"/>
           <w:sz w:val="22"/>
         </w:rPr>
-        <w:t>先日、事務所の名刺を二千枚刷って、その値段に、自分で、驚いたところです。</w:t>
+        <w:t>先日、事務所の名刺を二千枚刷って、その値段に自分で驚いたところです。</w:t>
       </w:r>
     </w:p>
     <w:p>
@@ -3174,7 +3174,7 @@
           <w:i w:val="0"/>
           <w:sz w:val="22"/>
         </w:rPr>
-        <w:t>面白い。……まあ、来てください。堅い話は、ありません。出汁のきいた、いい弁当が出ます。</w:t>
+        <w:t>面白い。……まあ、来てください。堅い話はありません。出汁のきいたいい弁当が出ます。</w:t>
       </w:r>
     </w:p>
     <w:p>
@@ -3189,7 +3189,7 @@
           <w:color w:val="555555"/>
           <w:sz w:val="22"/>
         </w:rPr>
-        <w:t>(同日、午後零時半。赤坂の、料亭の座敷。草心会の昼食会。長い座卓に、十数人の議員。上座に、年嵩の議員が座り、そのまわりに、中堅が並ぶ。遼は、末席。)</w:t>
+        <w:t>(同日、午後零時半。赤坂の料亭の座敷。草心会の昼食会。長い座卓に十数人の議員。上座に年嵩の議員が座り、そのまわりに中堅が並ぶ。遼は末席。)</w:t>
       </w:r>
     </w:p>
     <w:p>
@@ -3227,7 +3227,7 @@
           <w:i w:val="0"/>
           <w:sz w:val="22"/>
         </w:rPr>
-        <w:t>今日は、新人の、真壁先生が、お見えだ。無所属で、当選。大した、ものだ。</w:t>
+        <w:t>今日は新人の真壁先生がお見えだ。無所属で当選。大したものだ。</w:t>
       </w:r>
     </w:p>
     <w:p>
@@ -3275,7 +3275,7 @@
           <w:color w:val="555555"/>
           <w:sz w:val="22"/>
         </w:rPr>
-        <w:t>(遼は、座布団の上で、小さく頭を下げる。周囲の「先生」が、一斉に、まっすぐ、遼に向く。)</w:t>
+        <w:t>(遼は座布団の上で小さく頭を下げる。周囲の「先生」が一斉にまっすぐ遼に向く。)</w:t>
       </w:r>
     </w:p>
     <w:p>
@@ -3299,16 +3299,16 @@
           <w:color w:val="555555"/>
           <w:sz w:val="22"/>
         </w:rPr>
-        <w:t>(心の中で、数える)</w:t>
-      </w:r>
-      <w:r>
-        <w:rPr>
-          <w:rFonts w:ascii="Times New Roman" w:hAnsi="Times New Roman" w:eastAsia="Malgun Gothic"/>
-          <w:b w:val="0"/>
-          <w:i w:val="0"/>
-          <w:sz w:val="22"/>
-        </w:rPr>
-        <w:t>……先生、先生、先生、先生。同じ言葉が、同じ高さで、四回。</w:t>
+        <w:t>(心の中で数える)</w:t>
+      </w:r>
+      <w:r>
+        <w:rPr>
+          <w:rFonts w:ascii="Times New Roman" w:hAnsi="Times New Roman" w:eastAsia="Malgun Gothic"/>
+          <w:b w:val="0"/>
+          <w:i w:val="0"/>
+          <w:sz w:val="22"/>
+        </w:rPr>
+        <w:t>……先生、先生、先生、先生。同じ言葉が同じ高さで四回。</w:t>
       </w:r>
     </w:p>
     <w:p>
@@ -3323,7 +3323,7 @@
           <w:color w:val="555555"/>
           <w:sz w:val="22"/>
         </w:rPr>
-        <w:t>(隣の席の柏木が、遼に、小さな声で、囁く。)</w:t>
+        <w:t>(隣の席の柏木が、遼に小さな声で囁く。)</w:t>
       </w:r>
     </w:p>
     <w:p>
@@ -3346,7 +3346,7 @@
           <w:i w:val="0"/>
           <w:sz w:val="22"/>
         </w:rPr>
-        <w:t>慣れますよ。みんな、お互いを、先生と呼ぶ。名前を、呼ばない方が、安全でね。</w:t>
+        <w:t>慣れますよ。みんなお互いを先生と呼ぶ。名前を呼ばないほうが安全でね。</w:t>
       </w:r>
     </w:p>
     <w:p>
@@ -3392,7 +3392,7 @@
           <w:i w:val="0"/>
           <w:sz w:val="22"/>
         </w:rPr>
-        <w:t>昨日の味方は、今日の、敵になる。名前を呼べば、情が移る。「先生」は、いいんです。誰にでも、使えて、誰にも、貸しを作らない。</w:t>
+        <w:t>昨日の味方は今日の敵になる。名前を呼べば情が移る。「先生」はいいんです。誰にでも使えて、誰にも貸しを作らない。</w:t>
       </w:r>
     </w:p>
     <w:p>
@@ -3425,7 +3425,7 @@
           <w:i w:val="0"/>
           <w:sz w:val="22"/>
         </w:rPr>
-        <w:t>……それは、少し、さびしくありませんか。</w:t>
+        <w:t>……それは少しさびしくありませんか。</w:t>
       </w:r>
     </w:p>
     <w:p>
@@ -3449,16 +3449,16 @@
           <w:color w:val="555555"/>
           <w:sz w:val="22"/>
         </w:rPr>
-        <w:t>(しばらく、遼を見て)</w:t>
-      </w:r>
-      <w:r>
-        <w:rPr>
-          <w:rFonts w:ascii="Times New Roman" w:hAnsi="Times New Roman" w:eastAsia="Malgun Gothic"/>
-          <w:b w:val="0"/>
-          <w:i w:val="0"/>
-          <w:sz w:val="22"/>
-        </w:rPr>
-        <w:t>……真壁先生は、素直だ。素直な人は、最初に、疲れる。</w:t>
+        <w:t>(しばらく遼を見て)</w:t>
+      </w:r>
+      <w:r>
+        <w:rPr>
+          <w:rFonts w:ascii="Times New Roman" w:hAnsi="Times New Roman" w:eastAsia="Malgun Gothic"/>
+          <w:b w:val="0"/>
+          <w:i w:val="0"/>
+          <w:sz w:val="22"/>
+        </w:rPr>
+        <w:t>……真壁先生は素直だ。素直な人は最初に疲れる。</w:t>
       </w:r>
     </w:p>
     <w:p>
@@ -3496,7 +3496,7 @@
           <w:i w:val="0"/>
           <w:sz w:val="22"/>
         </w:rPr>
-        <w:t>ところで、真壁先生。奥浜の、あの、集団訴訟。国を、相手取った。</w:t>
+        <w:t>ところで真壁先生。奥浜のあの集団訴訟。国を相手取った。</w:t>
       </w:r>
     </w:p>
     <w:p>
@@ -3534,7 +3534,7 @@
           <w:i w:val="0"/>
           <w:sz w:val="22"/>
         </w:rPr>
-        <w:t>はい。控訴審の、代理人です。</w:t>
+        <w:t>はい。控訴審の代理人です。</w:t>
       </w:r>
     </w:p>
     <w:p>
@@ -3557,7 +3557,7 @@
           <w:i w:val="0"/>
           <w:sz w:val="22"/>
         </w:rPr>
-        <w:t>議員になった以上、あの件は、他の先生に、譲ってもいいんじゃないか。党の側に、立つことも、あるかもしれん。</w:t>
+        <w:t>議員になった以上、あの件は他の先生に譲ってもいいんじゃないか。党の側に立つこともあるかもしれん。</w:t>
       </w:r>
     </w:p>
     <w:p>
@@ -3590,7 +3590,7 @@
           <w:i w:val="0"/>
           <w:sz w:val="22"/>
         </w:rPr>
-        <w:t>ご配慮は、ありがたいと思います。ですが、僕が、この議席に座れたのは、あの訴訟の、原告の皆さんが、投票所まで、歩いてくれたからです。</w:t>
+        <w:t>ご配慮はありがたいと思います。ですが、僕がこの議席に座れたのは、あの訴訟の原告の皆さんが投票所まで歩いてくれたからです。</w:t>
       </w:r>
     </w:p>
     <w:p>
@@ -3605,7 +3605,7 @@
           <w:color w:val="555555"/>
           <w:sz w:val="22"/>
         </w:rPr>
-        <w:t>(遼の声は、荒れていない。ただ、静か。)</w:t>
+        <w:t>(遼の声は荒れていない。ただ静か。)</w:t>
       </w:r>
     </w:p>
     <w:p>
@@ -3628,7 +3628,7 @@
           <w:i w:val="0"/>
           <w:sz w:val="22"/>
         </w:rPr>
-        <w:t>譲る、と言ったら、投票所まで歩いた、百人ぶんの足を、僕が、座布団の上から、見下ろすことになります。</w:t>
+        <w:t>譲ると言ったら、投票所まで歩いた百人ぶんの足を、僕が座布団の上から見下ろすことになります。</w:t>
       </w:r>
     </w:p>
     <w:p>
@@ -3643,7 +3643,7 @@
           <w:color w:val="555555"/>
           <w:sz w:val="22"/>
         </w:rPr>
-        <w:t>(沈黙。柏木が、ゆっくり、茶碗を持ち上げる。)</w:t>
+        <w:t>(沈黙。柏木がゆっくり茶碗を持ち上げる。)</w:t>
       </w:r>
     </w:p>
     <w:p>
@@ -3676,7 +3676,7 @@
           <w:i w:val="0"/>
           <w:sz w:val="22"/>
         </w:rPr>
-        <w:t>……だから、最初に、疲れるんです。</w:t>
+        <w:t>……だから、最初に疲れるんです。</w:t>
       </w:r>
     </w:p>
     <w:p>
@@ -3699,7 +3699,7 @@
           <w:i w:val="0"/>
           <w:sz w:val="22"/>
         </w:rPr>
-        <w:t>……弁当が、冷める。さ、いただこう。</w:t>
+        <w:t>……弁当が冷める。さ、いただこう。</w:t>
       </w:r>
     </w:p>
     <w:p>
@@ -3714,7 +3714,7 @@
           <w:color w:val="555555"/>
           <w:sz w:val="22"/>
         </w:rPr>
-        <w:t>(座が、再び、動き出す。遼は、栗ごはんを、一口、食べる。美味しい、が、いつもの、ほうじ茶の味が、恋しい。)</w:t>
+        <w:t>(座が再び動き出す。遼は栗ごはんを一口食べる。美味しいが、いつものほうじ茶の味が恋しい。)</w:t>
       </w:r>
     </w:p>
     <w:p>
@@ -3744,7 +3744,7 @@
           <w:color w:val="555555"/>
           <w:sz w:val="22"/>
         </w:rPr>
-        <w:t>(2021年11月18日(木)、午後三時。国会内、国民協和党・幹事長室。重い扉、広い絨毯、窓際に、大きなデスク。デスクの後ろ、黒い額縁に、党の綱領。応接セットの向かいに、工藤が座る。遼の脇に、榊。長岡は、メモ帳を抱えて、遼の後ろの席。)</w:t>
+        <w:t>(2021年11月18日(木)、午後三時。国会内、国民協和党・幹事長室。重い扉、広い絨毯、窓際に大きなデスク。デスクの後ろ、黒い額縁に党の綱領。応接セットの向かいに工藤が座る。遼の脇に榊。長岡はメモ帳を抱えて、遼の後ろの席。)</w:t>
       </w:r>
     </w:p>
     <w:p>
@@ -3759,7 +3759,7 @@
           <w:color w:val="555555"/>
           <w:sz w:val="22"/>
         </w:rPr>
-        <w:t>(秘書の女性が、湯呑みを三つ、置いていく。緑茶。)</w:t>
+        <w:t>(秘書の女性が湯呑みを三つ置いていく。緑茶。)</w:t>
       </w:r>
     </w:p>
     <w:p>
@@ -3805,7 +3805,7 @@
           <w:i w:val="0"/>
           <w:sz w:val="22"/>
         </w:rPr>
-        <w:t>ご無沙汰を、いたしております。</w:t>
+        <w:t>ご無沙汰をいたしております。</w:t>
       </w:r>
     </w:p>
     <w:p>
@@ -3828,7 +3828,7 @@
           <w:i w:val="0"/>
           <w:sz w:val="22"/>
         </w:rPr>
-        <w:t>君は、功の最後の、右腕だった。いま、息子の下で、働いていると聞いた。人の縁というのは、不思議なものだ。</w:t>
+        <w:t>君は功の最後の右腕だった。いま息子の下で働いていると聞いた。人の縁というのは不思議なものだ。</w:t>
       </w:r>
     </w:p>
     <w:p>
@@ -3876,7 +3876,7 @@
           <w:color w:val="555555"/>
           <w:sz w:val="22"/>
         </w:rPr>
-        <w:t>(工藤は、遼に向き直る。穏やかな、よく通る声。)</w:t>
+        <w:t>(工藤は遼に向き直る。穏やかな、よく通る声。)</w:t>
       </w:r>
     </w:p>
     <w:p>
@@ -3899,7 +3899,7 @@
           <w:i w:val="0"/>
           <w:sz w:val="22"/>
         </w:rPr>
-        <w:t>単刀直入に言おう。うちの党に、入りなさい。追加公認、という形になる。無所属で当選した議員が、後から、党の籍に入るのは、珍しいことではない。</w:t>
+        <w:t>単刀直入に言おう。うちの党に入りなさい。追加公認という形になる。無所属で当選した議員が後から党の籍に入るのは、珍しいことではない。</w:t>
       </w:r>
     </w:p>
     <w:p>
@@ -3945,7 +3945,7 @@
           <w:i w:val="0"/>
           <w:sz w:val="22"/>
         </w:rPr>
-        <w:t>条件。(笑みを浮かべる)九月に、君は、断った。党の幹事長が、条件を出したのに。あのときの条件は、もう、引っ込めよう。</w:t>
+        <w:t>条件。(笑みを浮かべる)九月に君は断った。党の幹事長が条件を出したのに。あのときの条件はもう引っ込めよう。</w:t>
       </w:r>
     </w:p>
     <w:p>
@@ -3991,7 +3991,7 @@
           <w:i w:val="0"/>
           <w:sz w:val="22"/>
         </w:rPr>
-        <w:t>控訴の取り下げ、とは言わない。国を相手取る訴訟から、手を引け、とも言わない。当選した議員を、党の議席の、数に入れる。それだけだ。</w:t>
+        <w:t>控訴の取り下げとは言わない。国を相手取る訴訟から手を引け、とも言わない。当選した議員を党の議席の数に入れる。それだけだ。</w:t>
       </w:r>
     </w:p>
     <w:p>
@@ -4037,7 +4037,7 @@
           <w:i w:val="0"/>
           <w:sz w:val="22"/>
         </w:rPr>
-        <w:t>一つだけ、付ける。特別立法の話は、党の政調会に、預けなさい。君ひとりで、国会に出すことは、できない。党の部会で、議論する。</w:t>
+        <w:t>一つだけ付ける。特別立法の話は、党の政調会に預けなさい。君ひとりで国会に出すことはできない。党の部会で議論する。</w:t>
       </w:r>
     </w:p>
     <w:p>
@@ -4106,7 +4106,7 @@
           <w:i w:val="0"/>
           <w:sz w:val="22"/>
         </w:rPr>
-        <w:t>検討、の、先は。</w:t>
+        <w:t>検討の先は。</w:t>
       </w:r>
     </w:p>
     <w:p>
@@ -4139,7 +4139,7 @@
           <w:i w:val="0"/>
           <w:sz w:val="22"/>
         </w:rPr>
-        <w:t>検討、の、先は、検討の結果、による。</w:t>
+        <w:t>検討の先は、検討の結果による。</w:t>
       </w:r>
     </w:p>
     <w:p>
@@ -4154,7 +4154,7 @@
           <w:color w:val="555555"/>
           <w:sz w:val="22"/>
         </w:rPr>
-        <w:t>(遼の、後ろの席で、長岡の鉛筆が、一瞬、止まる。榊は、湯呑みから、手を離したまま、動かない。)</w:t>
+        <w:t>(遼の後ろの席で、長岡の鉛筆が一瞬止まる。榊は湯呑みから手を離したまま、動かない。)</w:t>
       </w:r>
     </w:p>
     <w:p>
@@ -4177,7 +4177,7 @@
           <w:i w:val="0"/>
           <w:sz w:val="22"/>
         </w:rPr>
-        <w:t>幹事長。九月に、僕が、お断りしたのは、条件が、気に入らなかったから、だけではありません。</w:t>
+        <w:t>幹事長。九月に僕がお断りしたのは、条件が気に入らなかったからだけではありません。</w:t>
       </w:r>
     </w:p>
     <w:p>
@@ -4223,7 +4223,7 @@
           <w:i w:val="0"/>
           <w:sz w:val="22"/>
         </w:rPr>
-        <w:t>条件を、のんだ瞬間に、僕は、「検討」の中に、入ってしまうからです。入った人間は、結果を、待つ立場になる。待つのは、一番、得意なんです。十年も、待った人たちの、隣にいたので。</w:t>
+        <w:t>条件をのんだ瞬間に、僕は「検討」の中に入ってしまうからです。入った人間は結果を待つ立場になる。待つのは一番得意なんです。十年も待った人たちの隣にいたので。</w:t>
       </w:r>
     </w:p>
     <w:p>
@@ -4279,7 +4279,7 @@
           <w:i w:val="0"/>
           <w:sz w:val="22"/>
         </w:rPr>
-        <w:t>ですから、無所属の、まま、入らせてください。会派も、一人で。</w:t>
+        <w:t>ですから、無所属のまま入らせてください。会派も一人で。</w:t>
       </w:r>
     </w:p>
     <w:p>
@@ -4302,7 +4302,7 @@
           <w:i w:val="0"/>
           <w:sz w:val="22"/>
         </w:rPr>
-        <w:t>一人会派の質問は、五分もらえれば、いいほうだ。五分で、何を言うつもりだ。</w:t>
+        <w:t>一人会派の質問は、五分もらえればいいほうだ。五分で何を言うつもりだ。</w:t>
       </w:r>
     </w:p>
     <w:p>
@@ -4325,7 +4325,7 @@
           <w:i w:val="0"/>
           <w:sz w:val="22"/>
         </w:rPr>
-        <w:t>五分、でも、質問は、できます。</w:t>
+        <w:t>五分でも質問はできます。</w:t>
       </w:r>
     </w:p>
     <w:p>
@@ -4348,7 +4348,7 @@
           <w:i w:val="0"/>
           <w:sz w:val="22"/>
         </w:rPr>
-        <w:t>五分で、言える、ことだけを。足りなければ、質問主意書を、出します。一人でも、出せます。</w:t>
+        <w:t>五分で言えることだけを。足りなければ質問主意書を出します。一人でも出せます。</w:t>
       </w:r>
     </w:p>
     <w:p>
@@ -4372,7 +4372,7 @@
           <w:color w:val="555555"/>
           <w:sz w:val="22"/>
         </w:rPr>
-        <w:t>(はじめて、少し、表情が動く)</w:t>
+        <w:t>(はじめて少し表情が動く)</w:t>
       </w:r>
       <w:r>
         <w:rPr>
@@ -4414,7 +4414,7 @@
           <w:i w:val="0"/>
           <w:sz w:val="22"/>
         </w:rPr>
-        <w:t>国会法の、七十四条です。議員一人で、議長の承認を得て、提出できます。</w:t>
+        <w:t>国会法の七十四条です。議員一人で、議長の承認を得て提出できます。</w:t>
       </w:r>
     </w:p>
     <w:p>
@@ -4438,16 +4438,16 @@
           <w:color w:val="555555"/>
           <w:sz w:val="22"/>
         </w:rPr>
-        <w:t>(長岡を、ちらりと見る)</w:t>
-      </w:r>
-      <w:r>
-        <w:rPr>
-          <w:rFonts w:ascii="Times New Roman" w:hAnsi="Times New Roman" w:eastAsia="Malgun Gothic"/>
-          <w:b w:val="0"/>
-          <w:i w:val="0"/>
-          <w:sz w:val="22"/>
-        </w:rPr>
-        <w:t>……君が、政策秘書か。優秀だな。</w:t>
+        <w:t>(長岡をちらりと見る)</w:t>
+      </w:r>
+      <w:r>
+        <w:rPr>
+          <w:rFonts w:ascii="Times New Roman" w:hAnsi="Times New Roman" w:eastAsia="Malgun Gothic"/>
+          <w:b w:val="0"/>
+          <w:i w:val="0"/>
+          <w:sz w:val="22"/>
+        </w:rPr>
+        <w:t>……君が政策秘書か。優秀だな。</w:t>
       </w:r>
     </w:p>
     <w:p>
@@ -4485,7 +4485,7 @@
           <w:color w:val="555555"/>
           <w:sz w:val="22"/>
         </w:rPr>
-        <w:t>(工藤は、湯呑みを、ゆっくりと、置く。)</w:t>
+        <w:t>(工藤は湯呑みをゆっくりと置く。)</w:t>
       </w:r>
     </w:p>
     <w:p>
@@ -4531,7 +4531,7 @@
           <w:i w:val="0"/>
           <w:sz w:val="22"/>
         </w:rPr>
-        <w:t>理想は、いい。「広く会議を興し、万機公論に決すべし」。(額縁の、党綱領のほうを、見る)あれが、うちの綱領の、前文にも、書いてある。</w:t>
+        <w:t>理想はいい。「広く会議を興し、万機公論に決すべし」。(額縁の党綱領のほうを見る)あれが、うちの綱領の前文にも書いてある。</w:t>
       </w:r>
     </w:p>
     <w:p>
@@ -4587,7 +4587,7 @@
           <w:i w:val="0"/>
           <w:sz w:val="22"/>
         </w:rPr>
-        <w:t>だがね。万機を、公論に決する前に、万機を、整理する人間が要る。誰かが、部屋の、敷居に、座らなければならない。その人間に、公論は、遠い。</w:t>
+        <w:t>だがね。万機を公論に決する前に、万機を整理する人間が要る。誰かが部屋の敷居に座らなければならない。その人間に、公論は遠い。</w:t>
       </w:r>
     </w:p>
     <w:p>
@@ -4610,7 +4610,7 @@
           <w:i w:val="0"/>
           <w:sz w:val="22"/>
         </w:rPr>
-        <w:t>敷居に座る人間が、公論を、遠ざけて、よいという理由には、ならないと思います。</w:t>
+        <w:t>敷居に座る人間が公論を遠ざけてよいという理由には、ならないと思います。</w:t>
       </w:r>
     </w:p>
     <w:p>
@@ -4625,7 +4625,7 @@
           <w:color w:val="555555"/>
           <w:sz w:val="22"/>
         </w:rPr>
-        <w:t>(遼は、湯呑みに、手を伸ばさない。榊が、背後で、わずかに、息を吸う。)</w:t>
+        <w:t>(遼は湯呑みに手を伸ばさない。榊が背後でわずかに息を吸う。)</w:t>
       </w:r>
     </w:p>
     <w:p>
@@ -4648,7 +4648,7 @@
           <w:i w:val="0"/>
           <w:sz w:val="22"/>
         </w:rPr>
-        <w:t>幹事長。もし、公論に決する前に、部屋で、決まるものが、一つでも、あるなら。僕は、その部屋の、外に、立っていたい。</w:t>
+        <w:t>幹事長。もし公論に決する前に部屋で決まるものが一つでもあるなら、僕はその部屋の外に立っていたい。</w:t>
       </w:r>
     </w:p>
     <w:p>
@@ -4663,7 +4663,7 @@
           <w:color w:val="555555"/>
           <w:sz w:val="22"/>
         </w:rPr>
-        <w:t>(工藤は、数秒、遼を見つめる。やがて、肩の力を抜いて、立ち上がる。)</w:t>
+        <w:t>(工藤は数秒、遼を見つめる。やがて肩の力を抜いて立ち上がる。)</w:t>
       </w:r>
     </w:p>
     <w:p>
@@ -4686,7 +4686,7 @@
           <w:i w:val="0"/>
           <w:sz w:val="22"/>
         </w:rPr>
-        <w:t>……分かった。今日は、返事は、要らない。君の議席は、君のものだ。ただ、一つだけ、覚えておきなさい。</w:t>
+        <w:t>……分かった。今日は返事は要らない。君の議席は君のものだ。ただ、一つだけ覚えておきなさい。</w:t>
       </w:r>
     </w:p>
     <w:p>
@@ -4755,7 +4755,7 @@
           <w:i w:val="0"/>
           <w:sz w:val="22"/>
         </w:rPr>
-        <w:t>承知しています。立つのは、慣れています。浜で、ずっと。</w:t>
+        <w:t>承知しています。立つのは慣れています。浜でずっと。</w:t>
       </w:r>
     </w:p>
     <w:p>
@@ -4770,7 +4770,7 @@
           <w:color w:val="555555"/>
           <w:sz w:val="22"/>
         </w:rPr>
-        <w:t>(遼が、一礼して、出ようとする。榊が、扉を開ける直前、工藤が、背後から、声をかける。)</w:t>
+        <w:t>(遼が一礼して出ようとする。榊が扉を開ける直前、工藤が背後から声をかける。)</w:t>
       </w:r>
     </w:p>
     <w:p>
@@ -4839,7 +4839,7 @@
           <w:i w:val="0"/>
           <w:sz w:val="22"/>
         </w:rPr>
-        <w:t>功は、まだ、起き上がれるのか。</w:t>
+        <w:t>功はまだ起き上がれるのか。</w:t>
       </w:r>
     </w:p>
     <w:p>
@@ -4862,7 +4862,7 @@
           <w:i w:val="0"/>
           <w:sz w:val="22"/>
         </w:rPr>
-        <w:t>……お言葉は、いただいております。ご報告します。</w:t>
+        <w:t>……お言葉はいただいております。ご報告します。</w:t>
       </w:r>
     </w:p>
     <w:p>
@@ -4877,7 +4877,7 @@
           <w:color w:val="555555"/>
           <w:sz w:val="22"/>
         </w:rPr>
-        <w:t>(扉が閉まる。廊下に出て、遼は、はじめて、深く、息を吐く。長岡の鉛筆の先が、折れている。)</w:t>
+        <w:t>(扉が閉まる。廊下に出て、遼ははじめて深く息を吐く。長岡の鉛筆の先が折れている。)</w:t>
       </w:r>
     </w:p>
     <w:p>
@@ -4923,7 +4923,7 @@
           <w:i w:val="0"/>
           <w:sz w:val="22"/>
         </w:rPr>
-        <w:t>玉露でございます。かなり、よいものでございました。</w:t>
+        <w:t>玉露でございます。かなりよいものでございました。</w:t>
       </w:r>
     </w:p>
     <w:p>
@@ -4946,7 +4946,7 @@
           <w:i w:val="0"/>
           <w:sz w:val="22"/>
         </w:rPr>
-        <w:t>ほうじ茶の、ほうが、おいしい。(小さく笑う)……強がりでは、ありません。多分。</w:t>
+        <w:t>ほうじ茶のほうがおいしい。(小さく笑う)……強がりではありません。多分。</w:t>
       </w:r>
     </w:p>
     <w:p>
@@ -4976,7 +4976,7 @@
           <w:color w:val="555555"/>
           <w:sz w:val="22"/>
         </w:rPr>
-        <w:t>(2021年11月25日(木)、午後零時二十分。国会内の食堂。窓際の長テーブル。プラスチックの盆に、日替わり定食、六百円。焼き鯖、小鉢、味噌汁。遼の向かいに、茜。胸の議員記章と、茜の「弁護士」バッジが、同じ光の中で並ぶ。)</w:t>
+        <w:t>(2021年11月25日(木)、午後零時二十分。国会内の食堂。窓際の長テーブル。プラスチックの盆に日替わり定食、六百円。焼き鯖、小鉢、味噌汁。遼の向かいに茜。胸の議員記章と茜の「弁護士」バッジが、同じ光の中で並ぶ。)</w:t>
       </w:r>
     </w:p>
     <w:p>
@@ -4991,7 +4991,7 @@
           <w:color w:val="555555"/>
           <w:sz w:val="22"/>
         </w:rPr>
-        <w:t>(食堂の配膳係の年配の女性が、お茶のポットを持って、通りかかる。)</w:t>
+        <w:t>(食堂の配膳係の年配の女性が、お茶のポットを持って通りかかる。)</w:t>
       </w:r>
     </w:p>
     <w:p>
@@ -5037,7 +5037,7 @@
           <w:i w:val="0"/>
           <w:sz w:val="22"/>
         </w:rPr>
-        <w:t>ありがとうございます。……あの、僕は「先生」じゃなくて、真壁で、いいですよ。</w:t>
+        <w:t>ありがとうございます。……あの、僕は「先生」じゃなくて真壁でいいですよ。</w:t>
       </w:r>
     </w:p>
     <w:p>
@@ -5060,7 +5060,7 @@
           <w:i w:val="0"/>
           <w:sz w:val="22"/>
         </w:rPr>
-        <w:t>いえいえ。先生は、先生です。(にこりと笑い)この辺の先生方は、みんな、そうですから。</w:t>
+        <w:t>いえいえ。先生は先生です。(にこりと笑い)この辺の先生方は、みんなそうですから。</w:t>
       </w:r>
     </w:p>
     <w:p>
@@ -5075,7 +5075,7 @@
           <w:color w:val="555555"/>
           <w:sz w:val="22"/>
         </w:rPr>
-        <w:t>(彼女が離れると、茜が、湯呑みに口をつけて、小さく言う。)</w:t>
+        <w:t>(彼女が離れると、茜が湯呑みに口をつけて小さく言う。)</w:t>
       </w:r>
     </w:p>
     <w:p>
@@ -5098,7 +5098,7 @@
           <w:i w:val="0"/>
           <w:sz w:val="22"/>
         </w:rPr>
-        <w:t>「先生」が、二通りに、聞こえますね。</w:t>
+        <w:t>「先生」が二通りに聞こえますね。</w:t>
       </w:r>
     </w:p>
     <w:p>
@@ -5144,7 +5144,7 @@
           <w:i w:val="0"/>
           <w:sz w:val="22"/>
         </w:rPr>
-        <w:t>「あなたを、敬います」の、先生と、「あなたの名前は、覚えません」の、先生。</w:t>
+        <w:t>「あなたを敬います」の先生と、「あなたの名前は覚えません」の先生。</w:t>
       </w:r>
     </w:p>
     <w:p>
@@ -5167,7 +5167,7 @@
           <w:i w:val="0"/>
           <w:sz w:val="22"/>
         </w:rPr>
-        <w:t>……柏木さんも、同じことを。名前を呼ばないのは、安全だ、と。</w:t>
+        <w:t>……柏木さんも同じことを。名前を呼ばないのは安全だ、と。</w:t>
       </w:r>
     </w:p>
     <w:p>
@@ -5200,7 +5200,7 @@
           <w:i w:val="0"/>
           <w:sz w:val="22"/>
         </w:rPr>
-        <w:t>先生。食事のあとで、いいんですが、控訴審の、代理人の件です。</w:t>
+        <w:t>先生。食事のあとでいいんですが、控訴審の代理人の件です。</w:t>
       </w:r>
     </w:p>
     <w:p>
@@ -5246,7 +5246,7 @@
           <w:i w:val="0"/>
           <w:sz w:val="22"/>
         </w:rPr>
-        <w:t>はい。先生が、国会議員として、国の責任を追及しながら、同時に、原告の代理人として、国を相手に、訴えを、続ける。法的な禁止は、ありません。でも、世間は、どう見るか。それに、相手方の、国の指定代理人が、「議員が、代理人として、法廷で、政治的な発言をした」と、主張してくる可能性も。</w:t>
+        <w:t>はい。先生が国会議員として国の責任を追及しながら、同時に原告の代理人として国を相手に訴えを続ける。法的な禁止はありません。でも、世間はどう見るか。それに、相手方の国の指定代理人が「議員が代理人として法廷で政治的な発言をした」と主張してくる可能性も。</w:t>
       </w:r>
     </w:p>
     <w:p>
@@ -5269,7 +5269,7 @@
           <w:i w:val="0"/>
           <w:sz w:val="22"/>
         </w:rPr>
-        <w:t>ええ。僕も、考えていました。(盆を、少し脇に寄せる)新規の受任は、止めます。既存の事件は、書面の代理人欄に、僕の名前は、残す。原告の皆さんに、それを、外すか、と聞いたら、誰も、頷かないと思うので。</w:t>
+        <w:t>ええ。僕も考えていました。(盆を少し脇に寄せる)新規の受任は止めます。既存の事件は、書面の代理人欄に僕の名前を残す。原告の皆さんに「それを外すか」と聞いたら、誰も頷かないと思うので。</w:t>
       </w:r>
     </w:p>
     <w:p>
@@ -5315,7 +5315,7 @@
           <w:i w:val="0"/>
           <w:sz w:val="22"/>
         </w:rPr>
-        <w:t>茜さんと、宇佐美さんで。主任は、茜さんに、移します。</w:t>
+        <w:t>茜さんと宇佐美さんで。主任は茜さんに移します。</w:t>
       </w:r>
     </w:p>
     <w:p>
@@ -5371,7 +5371,7 @@
           <w:i w:val="0"/>
           <w:sz w:val="22"/>
         </w:rPr>
-        <w:t>控訴審は、「国の責任」を、組み立て直す訴訟です。組み立てを考えたのは、茜さんだ。僕が、法廷から、一歩、下がるのは、手を、引くことじゃない。</w:t>
+        <w:t>控訴審は「国の責任」を組み立て直す訴訟です。組み立てを考えたのは茜さんだ。僕が法廷から一歩下がるのは、手を引くことじゃない。</w:t>
       </w:r>
     </w:p>
     <w:p>
@@ -5394,7 +5394,7 @@
           <w:i w:val="0"/>
           <w:sz w:val="22"/>
         </w:rPr>
-        <w:t>……先生。私、まだ、三十になったばかりで。</w:t>
+        <w:t>……先生。私、まだ三十になったばかりで。</w:t>
       </w:r>
     </w:p>
     <w:p>
@@ -5417,7 +5417,7 @@
           <w:i w:val="0"/>
           <w:sz w:val="22"/>
         </w:rPr>
-        <w:t>桐生先生は、僕が、三十一のとき、「もう、お前に、渡す」と言って、本当に、渡しました。</w:t>
+        <w:t>桐生先生は、僕が三十一のとき「もうお前に渡す」と言って、本当に渡しました。</w:t>
       </w:r>
     </w:p>
     <w:p>
@@ -5450,7 +5450,7 @@
           <w:i w:val="0"/>
           <w:sz w:val="22"/>
         </w:rPr>
-        <w:t>……あれ、渡された、というより、置いていかれた、でしたよね。</w:t>
+        <w:t>……あれは、渡されたというより、置いていかれた、でしたよね。</w:t>
       </w:r>
     </w:p>
     <w:p>
@@ -5473,7 +5473,7 @@
           <w:i w:val="0"/>
           <w:sz w:val="22"/>
         </w:rPr>
-        <w:t>法廷では、国は、責任を、否認する。国会では、国に、答えを、迫れる。二つの場所で、同じ問いを、聞くことが、できる。</w:t>
+        <w:t>法廷では、国は責任を否認する。国会では、国に答えを迫れる。二つの場所で同じ問いを聞くことができる。</w:t>
       </w:r>
     </w:p>
     <w:p>
@@ -5497,7 +5497,7 @@
           <w:color w:val="555555"/>
           <w:sz w:val="22"/>
         </w:rPr>
-        <w:t>(書類を、トントンと揃える)</w:t>
+        <w:t>(書類をトントンと揃える)</w:t>
       </w:r>
       <w:r>
         <w:rPr>
@@ -5552,7 +5552,7 @@
           <w:i w:val="0"/>
           <w:sz w:val="22"/>
         </w:rPr>
-        <w:t>国会で、先生が、質問する前に、必ず、私に、原稿を、見せてください。法廷での、私の主張と、先生の発言が、食い違ったら、どちらかの足が、折れます。</w:t>
+        <w:t>国会で先生が質問する前に、必ず私に原稿を見せてください。法廷での私の主張と先生の発言が食い違ったら、どちらかの足が折れます。</w:t>
       </w:r>
     </w:p>
     <w:p>
@@ -5575,7 +5575,7 @@
           <w:i w:val="0"/>
           <w:sz w:val="22"/>
         </w:rPr>
-        <w:t>約束します。……長岡さんにも、同じことを、言っておきます。</w:t>
+        <w:t>約束します。……長岡さんにも同じことを言っておきます。</w:t>
       </w:r>
     </w:p>
     <w:p>
@@ -5605,7 +5605,7 @@
           <w:color w:val="555555"/>
           <w:sz w:val="22"/>
         </w:rPr>
-        <w:t>(2021年12月4日(土)、午後六時。汐見。桐生法律事務所の下の、「潮彩」。暖簾の前に、白い息。店内は、貸切。炉端に、遠藤、大城、女将、和代、翔太、三浦、大沼。カウンターの上に、鉄瓶と、湯呑み。)</w:t>
+        <w:t>(2021年12月4日(土)、午後六時。汐見。桐生法律事務所の下の「潮彩」。暖簾の前に白い息。店内は貸切。炉端に、遠藤、大城、女将、和代、翔太、三浦、大沼。カウンターの上に鉄瓶と湯呑み。)</w:t>
       </w:r>
     </w:p>
     <w:p>
@@ -5620,7 +5620,7 @@
           <w:color w:val="555555"/>
           <w:sz w:val="22"/>
         </w:rPr>
-        <w:t>(遼が、暖簾をくぐる。コートの襟に、議員記章。)</w:t>
+        <w:t>(遼が暖簾をくぐる。コートの襟に議員記章。)</w:t>
       </w:r>
     </w:p>
     <w:p>
@@ -5689,7 +5689,7 @@
           <w:i w:val="0"/>
           <w:sz w:val="22"/>
         </w:rPr>
-        <w:t>だって、先生だっぺ。(盆を置いて、腕を組む)「議員の、真壁先生」。顔に、書いてあるわ。</w:t>
+        <w:t>だって、先生だっぺ。(盆を置いて腕を組む)「議員の真壁先生」。顔に書いてあるわ。</w:t>
       </w:r>
     </w:p>
     <w:p>
@@ -5704,7 +5704,7 @@
           <w:color w:val="555555"/>
           <w:sz w:val="22"/>
         </w:rPr>
-        <w:t>(笑いが起きる。遠藤が、酸素のチューブを鼻に通したまま、椅子の背に、杖を、立てかけている。)</w:t>
+        <w:t>(笑いが起きる。遠藤が酸素のチューブを鼻に通したまま、椅子の背に杖を立てかけている。)</w:t>
       </w:r>
     </w:p>
     <w:p>
@@ -5750,7 +5750,7 @@
           <w:i w:val="0"/>
           <w:sz w:val="22"/>
         </w:rPr>
-        <w:t>遠藤さん。……お体の、具合は。</w:t>
+        <w:t>遠藤さん。……お体の具合は。</w:t>
       </w:r>
     </w:p>
     <w:p>
@@ -5773,7 +5773,7 @@
           <w:i w:val="0"/>
           <w:sz w:val="22"/>
         </w:rPr>
-        <w:t>先生、と、呼んでやろうと思ったども、やめた。</w:t>
+        <w:t>先生と呼んでやろうと思ったども、やめた。</w:t>
       </w:r>
     </w:p>
     <w:p>
@@ -5819,7 +5819,7 @@
           <w:i w:val="0"/>
           <w:sz w:val="22"/>
         </w:rPr>
-        <w:t>おめえを、先生と呼んだら、遠くなるべ。「先生」は、役所の、窓口の、向こう側にいる人だ。おら、あの人らには、十年、頭を、下げ続けた。</w:t>
+        <w:t>おめえを先生と呼んだら遠くなるべ。「先生」は、役所の窓口の向こう側にいる人だ。おら、あの人らには十年、頭を下げ続けた。</w:t>
       </w:r>
     </w:p>
     <w:p>
@@ -5865,7 +5865,7 @@
           <w:i w:val="0"/>
           <w:sz w:val="22"/>
         </w:rPr>
-        <w:t>おめえは、あっち側じゃねえ。こっちだ。(杖で、床を軽く突く)だども、あっちに、座れ。そこから、あいつらの、耳を、引っ張れ。</w:t>
+        <w:t>おめえはあっち側じゃねえ。こっちだ。(杖で床を軽く突く)だども、あっちに座れ。そこからあいつらの耳を引っ張れ。</w:t>
       </w:r>
     </w:p>
     <w:p>
@@ -5888,7 +5888,7 @@
           <w:i w:val="0"/>
           <w:sz w:val="22"/>
         </w:rPr>
-        <w:t>……あっち側に、座って、こっち側の言葉で、耳を。</w:t>
+        <w:t>……あっち側に座って、こっち側の言葉で耳を。</w:t>
       </w:r>
     </w:p>
     <w:p>
@@ -5941,7 +5941,7 @@
           <w:color w:val="555555"/>
           <w:sz w:val="22"/>
         </w:rPr>
-        <w:t>(扉が、カラリと開く。傘をたたんだ、紺のコートの老人。大沼。後援会の腕章はない。)</w:t>
+        <w:t>(扉がカラリと開く。傘をたたんだ紺のコートの老人。大沼。後援会の腕章はない。)</w:t>
       </w:r>
     </w:p>
     <w:p>
@@ -6010,7 +6010,7 @@
           <w:i w:val="0"/>
           <w:sz w:val="22"/>
         </w:rPr>
-        <w:t>先生。……いえ、遼さん、と呼んでも、いいですかな。</w:t>
+        <w:t>先生。……いえ、遼さんと呼んでもいいですかな。</w:t>
       </w:r>
     </w:p>
     <w:p>
@@ -6033,7 +6033,7 @@
           <w:i w:val="0"/>
           <w:sz w:val="22"/>
         </w:rPr>
-        <w:t>大沼さんは、僕を、小学生の頃から、知っているでしょう。</w:t>
+        <w:t>大沼さんは、僕を小学生の頃から知っているでしょう。</w:t>
       </w:r>
     </w:p>
     <w:p>
@@ -6056,7 +6056,7 @@
           <w:i w:val="0"/>
           <w:sz w:val="22"/>
         </w:rPr>
-        <w:t>運動会の、玉入れで、遼さんが、泣いたのを、覚えております。(席に着く)後援会は、解散しました。新しく、「遼さんを、支える会」を、作っております。会費は、月、五百円。……旦那衆の、会ではない。</w:t>
+        <w:t>運動会の玉入れで遼さんが泣いたのを覚えております。(席に着く)後援会は解散しました。新しく「遼さんを支える会」を作っております。会費は月五百円。……旦那衆の会ではない。</w:t>
       </w:r>
     </w:p>
     <w:p>
@@ -6079,7 +6079,7 @@
           <w:i w:val="0"/>
           <w:sz w:val="22"/>
         </w:rPr>
-        <w:t>五百円。(笑う)うちの、お通しと、同じだっぺ。</w:t>
+        <w:t>五百円。(笑う)うちのお通しと同じだっぺ。</w:t>
       </w:r>
     </w:p>
     <w:p>
@@ -6102,7 +6102,7 @@
           <w:i w:val="0"/>
           <w:sz w:val="22"/>
         </w:rPr>
-        <w:t>同じ、なのです。うまいものは、安くて、続くものだと。</w:t>
+        <w:t>同じなのです。うまいものは安くて続くものだと。</w:t>
       </w:r>
     </w:p>
     <w:p>
@@ -6117,7 +6117,7 @@
           <w:color w:val="555555"/>
           <w:sz w:val="22"/>
         </w:rPr>
-        <w:t>(遼が、湯呑みを持つ。鉄瓶から、湯気。火は、炉端の、炭の火。炭の火の上に、焙烙、ほうじ茶の、一本の煙。)</w:t>
+        <w:t>(遼が湯呑みを持つ。鉄瓶から湯気。火は炉端の炭の火。炭の火の上に焙烙、ほうじ茶の一本の煙。)</w:t>
       </w:r>
     </w:p>
     <w:p>
@@ -6140,7 +6140,7 @@
           <w:i w:val="0"/>
           <w:sz w:val="22"/>
         </w:rPr>
-        <w:t>おお。……あっちの、国会じゃ、煙は、出せなかったか。</w:t>
+        <w:t>おお。……あっちの国会じゃ、煙は出せなかったか。</w:t>
       </w:r>
     </w:p>
     <w:p>
@@ -6178,7 +6178,7 @@
           <w:color w:val="555555"/>
           <w:sz w:val="22"/>
         </w:rPr>
-        <w:t>(笑いが爆発する。三浦が、手を叩いて、笑い転げる。女将が、涙をぬぐう。遠藤の、咳き込むような笑い。)</w:t>
+        <w:t>(笑いが爆発する。三浦が手を叩いて笑い転げる。女将が涙をぬぐう。遠藤の咳き込むような笑い。)</w:t>
       </w:r>
     </w:p>
     <w:p>
@@ -6201,7 +6201,7 @@
           <w:i w:val="0"/>
           <w:sz w:val="22"/>
         </w:rPr>
-        <w:t>「国会で、お茶を焙じて、警報を、鳴らした先生」。……おめえ、いい議員に、なるべ。</w:t>
+        <w:t>「国会でお茶を焙じて警報を鳴らした先生」。……おめえ、いい議員になるべ。</w:t>
       </w:r>
     </w:p>
     <w:p>
@@ -6231,7 +6231,7 @@
           <w:color w:val="555555"/>
           <w:sz w:val="22"/>
         </w:rPr>
-        <w:t>(2021年12月20日(月)、午後九時。712号室。会期は、明日まで。机の上に、質問通告用の原稿、法務委員会の資料、原子力問題調査特別委員会の理事会メモ。窓の外に、議事堂の屋根の灯り。壁の、桐の額の下で、遼は、赤ペンを持ち、長岡は、ソファで、ノートPCを広げている。榊は、電話の受話器を、置いたばかり。)</w:t>
+        <w:t>(2021年12月20日(月)、午後九時。712号室。会期は明日まで。机の上に質問通告用の原稿、法務委員会の資料、原子力問題調査特別委員会の理事会メモ。窓の外に議事堂の屋根の灯り。壁の桐の額の下で、遼は赤ペンを持ち、長岡はソファでノートPCを広げている。榊は電話の受話器を置いたばかり。)</w:t>
       </w:r>
     </w:p>
     <w:p>
@@ -6254,7 +6254,7 @@
           <w:i w:val="0"/>
           <w:sz w:val="22"/>
         </w:rPr>
-        <w:t>先生。委員会の割り振りが、確定いたしました。法務委員会の委員。それから、原子力問題調査特別委員会の、委員。質問時間は、法務委員会の、一月の初め、持ち時間、五分。</w:t>
+        <w:t>先生。委員会の割り振りが確定いたしました。法務委員会の委員。それから原子力問題調査特別委員会の委員。質問時間は法務委員会の一月の初め、持ち時間は五分。</w:t>
       </w:r>
     </w:p>
     <w:p>
@@ -6277,7 +6277,7 @@
           <w:i w:val="0"/>
           <w:sz w:val="22"/>
         </w:rPr>
-        <w:t>五分。……一人会派、ですから。</w:t>
+        <w:t>五分。……一人会派ですから。</w:t>
       </w:r>
     </w:p>
     <w:p>
@@ -6301,16 +6301,16 @@
           <w:color w:val="555555"/>
           <w:sz w:val="22"/>
         </w:rPr>
-        <w:t>(赤ペンを、くるりと回す)</w:t>
-      </w:r>
-      <w:r>
-        <w:rPr>
-          <w:rFonts w:ascii="Times New Roman" w:hAnsi="Times New Roman" w:eastAsia="Malgun Gothic"/>
-          <w:b w:val="0"/>
-          <w:i w:val="0"/>
-          <w:sz w:val="22"/>
-        </w:rPr>
-        <w:t>五分で、何が、言えるか。……長岡さん、原稿の、案を。</w:t>
+        <w:t>(赤ペンをくるりと回す)</w:t>
+      </w:r>
+      <w:r>
+        <w:rPr>
+          <w:rFonts w:ascii="Times New Roman" w:hAnsi="Times New Roman" w:eastAsia="Malgun Gothic"/>
+          <w:b w:val="0"/>
+          <w:i w:val="0"/>
+          <w:sz w:val="22"/>
+        </w:rPr>
+        <w:t>五分で何が言えるか。……長岡さん、原稿の案を。</w:t>
       </w:r>
     </w:p>
     <w:p>
@@ -6333,7 +6333,7 @@
           <w:i w:val="0"/>
           <w:sz w:val="22"/>
         </w:rPr>
-        <w:t>五分間は、短い。短い質問は、きれいな文章より、一つの、傷のほうが、大事です。(赤ペンで、一行、消す)この、導入の二十秒を、全部、削ります。</w:t>
+        <w:t>五分間は短い。短い質問は、きれいな文章より一つの傷のほうが大事です。(赤ペンで一行消す)この導入の二十秒を全部削ります。</w:t>
       </w:r>
     </w:p>
     <w:p>
@@ -6379,7 +6379,7 @@
           <w:i w:val="0"/>
           <w:sz w:val="22"/>
         </w:rPr>
-        <w:t>「議長」の一言のあと、すぐ、質問に入る。僕には、時間がない。その代わり、一行だけ、入れたい。(ペンを置いて)「国の責任を問うのは、国を、憎むためではなく、国を、続けさせるためです」。</w:t>
+        <w:t>「議長」の一言のあと、すぐ質問に入る。僕には時間がない。その代わり、一行だけ入れたい。(ペンを置いて)「国の責任を問うのは、国を憎むためではなく、国を続けさせるためです」。</w:t>
       </w:r>
     </w:p>
     <w:p>
@@ -6403,16 +6403,16 @@
           <w:color w:val="555555"/>
           <w:sz w:val="22"/>
         </w:rPr>
-        <w:t>(ノートPCに、打ち込む。手が、止まる)</w:t>
-      </w:r>
-      <w:r>
-        <w:rPr>
-          <w:rFonts w:ascii="Times New Roman" w:hAnsi="Times New Roman" w:eastAsia="Malgun Gothic"/>
-          <w:b w:val="0"/>
-          <w:i w:val="0"/>
-          <w:sz w:val="22"/>
-        </w:rPr>
-        <w:t>……先生、これ、あとで、批判されませんか。「情緒的だ」と。</w:t>
+        <w:t>(ノートPCに打ち込む。手が止まる)</w:t>
+      </w:r>
+      <w:r>
+        <w:rPr>
+          <w:rFonts w:ascii="Times New Roman" w:hAnsi="Times New Roman" w:eastAsia="Malgun Gothic"/>
+          <w:b w:val="0"/>
+          <w:i w:val="0"/>
+          <w:sz w:val="22"/>
+        </w:rPr>
+        <w:t>……先生、これ、あとで批判されませんか。「情緒的だ」と。</w:t>
       </w:r>
     </w:p>
     <w:p>
@@ -6435,7 +6435,7 @@
           <w:i w:val="0"/>
           <w:sz w:val="22"/>
         </w:rPr>
-        <w:t>されます。でも、条文は、茜さんが、出してくれる。僕は、国会で、条文の、手前の、言葉を、言う。</w:t>
+        <w:t>されます。でも条文は茜さんが出してくれる。僕は国会で、条文の手前の言葉を言う。</w:t>
       </w:r>
     </w:p>
     <w:p>
@@ -6504,7 +6504,7 @@
           <w:i w:val="0"/>
           <w:sz w:val="22"/>
         </w:rPr>
-        <w:t>功先生は、初当選の質問のとき、持ち時間、十五分で、前日の夜、お一人で、会館に、残られました。三度、書き直されて、結局、最初の原稿を、読まれました。</w:t>
+        <w:t>功先生は初当選の質問のとき、持ち時間十五分で、前日の夜、お一人で会館に残られました。三度書き直されて、結局、最初の原稿を読まれました。</w:t>
       </w:r>
     </w:p>
     <w:p>
@@ -6550,7 +6550,7 @@
           <w:i w:val="0"/>
           <w:sz w:val="22"/>
         </w:rPr>
-        <w:t>はい。「結局、最初に書いた言葉が、一番、嘘が、なかった」と。</w:t>
+        <w:t>はい。「結局、最初に書いた言葉が一番嘘がなかった」と。</w:t>
       </w:r>
     </w:p>
     <w:p>
@@ -6565,7 +6565,7 @@
           <w:color w:val="555555"/>
           <w:sz w:val="22"/>
         </w:rPr>
-        <w:t>(遼は、赤ペンを置く。額を、背中で、感じる。)</w:t>
+        <w:t>(遼は赤ペンを置く。額を背中で感じる。)</w:t>
       </w:r>
     </w:p>
     <w:p>
@@ -6588,7 +6588,7 @@
           <w:i w:val="0"/>
           <w:sz w:val="22"/>
         </w:rPr>
-        <w:t>榊さん。父の、容態は。</w:t>
+        <w:t>榊さん。父の容態は。</w:t>
       </w:r>
     </w:p>
     <w:p>
@@ -6611,7 +6611,7 @@
           <w:i w:val="0"/>
           <w:sz w:val="22"/>
         </w:rPr>
-        <w:t>本日、お電話で。……抗がん剤の、二クール目が、終わったところで、少し、体重が、落ちられたと。それでも、お言葉は、あります。「質問の、原稿は、できたのか」と。</w:t>
+        <w:t>本日、お電話で。……抗がん剤の二クール目が終わったところで、少し体重が落ちられたと。それでもお言葉はあります。「質問の原稿はできたのか」と。</w:t>
       </w:r>
     </w:p>
     <w:p>
@@ -6644,7 +6644,7 @@
           <w:i w:val="0"/>
           <w:sz w:val="22"/>
         </w:rPr>
-        <w:t>病室でも、国会の、日程を。</w:t>
+        <w:t>病室でも、国会の日程を。</w:t>
       </w:r>
     </w:p>
     <w:p>
@@ -6667,7 +6667,7 @@
           <w:i w:val="0"/>
           <w:sz w:val="22"/>
         </w:rPr>
-        <w:t>「できていないなら、できるまで、待て」と。</w:t>
+        <w:t>「できていないなら、できるまで待て」と。</w:t>
       </w:r>
     </w:p>
     <w:p>
@@ -6682,7 +6682,7 @@
           <w:color w:val="555555"/>
           <w:sz w:val="22"/>
         </w:rPr>
-        <w:t>(遼は、立ち上がる。窓辺に立ち、議事堂の屋根を見る。明かりが、一つ、消える。)</w:t>
+        <w:t>(遼は立ち上がる。窓辺に立ち、議事堂の屋根を見る。明かりが一つ消える。)</w:t>
       </w:r>
     </w:p>
     <w:p>
@@ -6705,7 +6705,7 @@
           <w:i w:val="0"/>
           <w:sz w:val="22"/>
         </w:rPr>
-        <w:t>……長岡さん、お茶を、淹れましょう。ほうじ茶。電気ポットで。</w:t>
+        <w:t>……長岡さん、お茶を淹れましょう。ほうじ茶。電気ポットで。</w:t>
       </w:r>
     </w:p>
     <w:p>
@@ -6743,7 +6743,7 @@
           <w:color w:val="555555"/>
           <w:sz w:val="22"/>
         </w:rPr>
-        <w:t>(遼が、湯呑みを三つ、並べる。電気ポットから、お湯が、細く、注がれる。煙は、立たない。ただ、湯気が、一本。)</w:t>
+        <w:t>(遼が湯呑みを三つ並べる。電気ポットからお湯が細く注がれる。煙は立たない。ただ、湯気が一本。)</w:t>
       </w:r>
     </w:p>
     <w:p>
@@ -6767,16 +6767,16 @@
           <w:color w:val="555555"/>
           <w:sz w:val="22"/>
         </w:rPr>
-        <w:t>(湯気を、見つめる)</w:t>
-      </w:r>
-      <w:r>
-        <w:rPr>
-          <w:rFonts w:ascii="Times New Roman" w:hAnsi="Times New Roman" w:eastAsia="Malgun Gothic"/>
-          <w:b w:val="0"/>
-          <w:i w:val="0"/>
-          <w:sz w:val="22"/>
-        </w:rPr>
-        <w:t>……火は、使えなくても。一本、上がるものは、あるんですね。</w:t>
+        <w:t>(湯気を見つめる)</w:t>
+      </w:r>
+      <w:r>
+        <w:rPr>
+          <w:rFonts w:ascii="Times New Roman" w:hAnsi="Times New Roman" w:eastAsia="Malgun Gothic"/>
+          <w:b w:val="0"/>
+          <w:i w:val="0"/>
+          <w:sz w:val="22"/>
+        </w:rPr>
+        <w:t>……火は使えなくても、一本上がるものはあるんですね。</w:t>
       </w:r>
     </w:p>
     <w:p>
@@ -6822,7 +6822,7 @@
           <w:i w:val="0"/>
           <w:sz w:val="22"/>
         </w:rPr>
-        <w:t>鳴りません。(笑う)……明日、会期が終わったら、汐見に、戻ります。事務所の、鉄瓶に、火を、入れに。</w:t>
+        <w:t>鳴りません。(笑う)……明日、会期が終わったら、汐見に戻ります。事務所の鉄瓶に火を入れに。</w:t>
       </w:r>
     </w:p>
     <w:p>
@@ -6837,7 +6837,7 @@
           <w:color w:val="555555"/>
           <w:sz w:val="22"/>
         </w:rPr>
-        <w:t>(湯呑みを、榊と、長岡に、渡す。三人の、手の中の、湯気。壁の額の、墨の文字が、ランプの光に、静かに、浮かぶ。)</w:t>
+        <w:t>(湯呑みを榊と長岡に渡す。三人の手の中の湯気。壁の額の墨の文字が、ランプの光に静かに浮かぶ。)</w:t>
       </w:r>
     </w:p>
     <w:p>
